--- a/SQL_INTERVIEW_QUESTIONS_WITH_ANSWER_EXPLAINED.docx
+++ b/SQL_INTERVIEW_QUESTIONS_WITH_ANSWER_EXPLAINED.docx
@@ -1,6 +1,6 @@
 
 <file path=word/document.xml><?xml version="1.0" encoding="utf-8"?>
-<w:document xmlns:wpc="http://schemas.microsoft.com/office/word/2010/wordprocessingCanvas" xmlns:cx="http://schemas.microsoft.com/office/drawing/2014/chartex" xmlns:cx1="http://schemas.microsoft.com/office/drawing/2015/9/8/chartex" xmlns:cx2="http://schemas.microsoft.com/office/drawing/2015/10/21/chartex" xmlns:cx3="http://schemas.microsoft.com/office/drawing/2016/5/9/chartex" xmlns:cx4="http://schemas.microsoft.com/office/drawing/2016/5/10/chartex" xmlns:cx5="http://schemas.microsoft.com/office/drawing/2016/5/11/chartex" xmlns:cx6="http://schemas.microsoft.com/office/drawing/2016/5/12/chartex" xmlns:cx7="http://schemas.microsoft.com/office/drawing/2016/5/13/chartex" xmlns:cx8="http://schemas.microsoft.com/office/drawing/2016/5/14/chartex" xmlns:mc="http://schemas.openxmlformats.org/markup-compatibility/2006" xmlns:aink="http://schemas.microsoft.com/office/drawing/2016/ink" xmlns:am3d="http://schemas.microsoft.com/office/drawing/2017/model3d" xmlns:o="urn:schemas-microsoft-com:office:office" xmlns:oel="http://schemas.microsoft.com/office/2019/extlst" xmlns:r="http://schemas.openxmlformats.org/officeDocument/2006/relationships" xmlns:m="http://schemas.openxmlformats.org/officeDocument/2006/math" xmlns:v="urn:schemas-microsoft-com:vml" xmlns:wp14="http://schemas.microsoft.com/office/word/2010/wordprocessingDrawing" xmlns:wp="http://schemas.openxmlformats.org/drawingml/2006/wordprocessingDrawing" xmlns:w10="urn:schemas-microsoft-com:office:word" xmlns:w="http://schemas.openxmlformats.org/wordprocessingml/2006/main" xmlns:w14="http://schemas.microsoft.com/office/word/2010/wordml" xmlns:w15="http://schemas.microsoft.com/office/word/2012/wordml" xmlns:w16cex="http://schemas.microsoft.com/office/word/2018/wordml/cex" xmlns:w16cid="http://schemas.microsoft.com/office/word/2016/wordml/cid" xmlns:w16="http://schemas.microsoft.com/office/word/2018/wordml" xmlns:w16sdtdh="http://schemas.microsoft.com/office/word/2020/wordml/sdtdatahash" xmlns:w16se="http://schemas.microsoft.com/office/word/2015/wordml/symex" xmlns:wpg="http://schemas.microsoft.com/office/word/2010/wordprocessingGroup" xmlns:wpi="http://schemas.microsoft.com/office/word/2010/wordprocessingInk" xmlns:wne="http://schemas.microsoft.com/office/word/2006/wordml" xmlns:wps="http://schemas.microsoft.com/office/word/2010/wordprocessingShape" mc:Ignorable="w14 w15 w16se w16cid w16 w16cex w16sdtdh wp14">
+<w:document xmlns:wpc="http://schemas.microsoft.com/office/word/2010/wordprocessingCanvas" xmlns:cx="http://schemas.microsoft.com/office/drawing/2014/chartex" xmlns:cx1="http://schemas.microsoft.com/office/drawing/2015/9/8/chartex" xmlns:cx2="http://schemas.microsoft.com/office/drawing/2015/10/21/chartex" xmlns:cx3="http://schemas.microsoft.com/office/drawing/2016/5/9/chartex" xmlns:cx4="http://schemas.microsoft.com/office/drawing/2016/5/10/chartex" xmlns:cx5="http://schemas.microsoft.com/office/drawing/2016/5/11/chartex" xmlns:cx6="http://schemas.microsoft.com/office/drawing/2016/5/12/chartex" xmlns:cx7="http://schemas.microsoft.com/office/drawing/2016/5/13/chartex" xmlns:cx8="http://schemas.microsoft.com/office/drawing/2016/5/14/chartex" xmlns:mc="http://schemas.openxmlformats.org/markup-compatibility/2006" xmlns:aink="http://schemas.microsoft.com/office/drawing/2016/ink" xmlns:am3d="http://schemas.microsoft.com/office/drawing/2017/model3d" xmlns:o="urn:schemas-microsoft-com:office:office" xmlns:oel="http://schemas.microsoft.com/office/2019/extlst" xmlns:r="http://schemas.openxmlformats.org/officeDocument/2006/relationships" xmlns:m="http://schemas.openxmlformats.org/officeDocument/2006/math" xmlns:v="urn:schemas-microsoft-com:vml" xmlns:wp14="http://schemas.microsoft.com/office/word/2010/wordprocessingDrawing" xmlns:wp="http://schemas.openxmlformats.org/drawingml/2006/wordprocessingDrawing" xmlns:w10="urn:schemas-microsoft-com:office:word" xmlns:w="http://schemas.openxmlformats.org/wordprocessingml/2006/main" xmlns:w14="http://schemas.microsoft.com/office/word/2010/wordml" xmlns:w15="http://schemas.microsoft.com/office/word/2012/wordml" xmlns:w16cex="http://schemas.microsoft.com/office/word/2018/wordml/cex" xmlns:w16cid="http://schemas.microsoft.com/office/word/2016/wordml/cid" xmlns:w16="http://schemas.microsoft.com/office/word/2018/wordml" xmlns:w16du="http://schemas.microsoft.com/office/word/2023/wordml/word16du" xmlns:w16sdtdh="http://schemas.microsoft.com/office/word/2020/wordml/sdtdatahash" xmlns:w16se="http://schemas.microsoft.com/office/word/2015/wordml/symex" xmlns:wpg="http://schemas.microsoft.com/office/word/2010/wordprocessingGroup" xmlns:wpi="http://schemas.microsoft.com/office/word/2010/wordprocessingInk" xmlns:wne="http://schemas.microsoft.com/office/word/2006/wordml" xmlns:wps="http://schemas.microsoft.com/office/word/2010/wordprocessingShape" mc:Ignorable="w14 w15 w16se w16cid w16 w16cex w16sdtdh w16du wp14">
   <w:body>
     <w:p>
       <w:pPr>
@@ -15,7 +15,63 @@
       </w:r>
       <w:r>
         <w:br/>
-        <w:t>Ans : An aggregate function performs a calculations on set of values and returns a single value. Like (AVG, COUNT, MAX, MIN, SUM)</w:t>
+      </w:r>
+      <w:proofErr w:type="gramStart"/>
+      <w:r>
+        <w:t>Ans :</w:t>
+      </w:r>
+      <w:proofErr w:type="gramEnd"/>
+      <w:r>
+        <w:t xml:space="preserve"> An aggregate function performs a calculations on set of values and returns a single value. Like </w:t>
+      </w:r>
+      <w:proofErr w:type="gramStart"/>
+      <w:r>
+        <w:t>(</w:t>
+      </w:r>
+      <w:r>
+        <w:t xml:space="preserve"> </w:t>
+      </w:r>
+      <w:r>
+        <w:t>AVG</w:t>
+      </w:r>
+      <w:proofErr w:type="gramEnd"/>
+      <w:r>
+        <w:t>(COL_NAME)</w:t>
+      </w:r>
+      <w:r>
+        <w:t>, COUNT</w:t>
+      </w:r>
+      <w:r>
+        <w:t>(*)</w:t>
+      </w:r>
+      <w:r>
+        <w:t>, MAX</w:t>
+      </w:r>
+      <w:r>
+        <w:t>(COL_NAME)</w:t>
+      </w:r>
+      <w:r>
+        <w:t>, MIN</w:t>
+      </w:r>
+      <w:r>
+        <w:t>(COL_NAME)</w:t>
+      </w:r>
+      <w:r>
+        <w:t>, SUM</w:t>
+      </w:r>
+      <w:r>
+        <w:t>(</w:t>
+      </w:r>
+      <w:bookmarkStart w:id="0" w:name="_Hlk165817406"/>
+      <w:r>
+        <w:t>COL_NAME</w:t>
+      </w:r>
+      <w:bookmarkEnd w:id="0"/>
+      <w:r>
+        <w:t xml:space="preserve">) </w:t>
+      </w:r>
+      <w:r>
+        <w:t>)</w:t>
       </w:r>
       <w:r>
         <w:br/>
@@ -41,7 +97,14 @@
       </w:r>
       <w:r>
         <w:br/>
-        <w:t xml:space="preserve">Ans : </w:t>
+      </w:r>
+      <w:proofErr w:type="gramStart"/>
+      <w:r>
+        <w:t>Ans :</w:t>
+      </w:r>
+      <w:proofErr w:type="gramEnd"/>
+      <w:r>
+        <w:t xml:space="preserve"> </w:t>
       </w:r>
       <w:r>
         <w:br/>
@@ -236,8 +299,17 @@
           <w:b/>
           <w:bCs/>
         </w:rPr>
-        <w:t>DESC LIMIT N,M</w:t>
-      </w:r>
+        <w:t xml:space="preserve">DESC LIMIT </w:t>
+      </w:r>
+      <w:proofErr w:type="gramStart"/>
+      <w:r>
+        <w:rPr>
+          <w:b/>
+          <w:bCs/>
+        </w:rPr>
+        <w:t>N,M</w:t>
+      </w:r>
+      <w:proofErr w:type="gramEnd"/>
       <w:r>
         <w:t>;</w:t>
       </w:r>
@@ -275,15 +347,49 @@
         <w:t xml:space="preserve"> or ASC</w:t>
       </w:r>
       <w:r>
-        <w:t xml:space="preserve"> -&gt; which will sort the table in Descending order</w:t>
-      </w:r>
-      <w:r>
-        <w:t xml:space="preserve"> OR Ascending order </w:t>
+        <w:t xml:space="preserve"> -&gt; which will sort the table in Descending</w:t>
+      </w:r>
+      <w:r>
+        <w:t>(DESC High to Low)</w:t>
+      </w:r>
+      <w:r>
+        <w:t xml:space="preserve"> order</w:t>
+      </w:r>
+      <w:r>
+        <w:t xml:space="preserve"> OR Ascending</w:t>
+      </w:r>
+      <w:r>
+        <w:t>(ASC Low to High)</w:t>
+      </w:r>
+      <w:r>
+        <w:t xml:space="preserve"> order </w:t>
       </w:r>
       <w:r>
         <w:t xml:space="preserve"> based on given column name.</w:t>
       </w:r>
       <w:r>
+        <w:t xml:space="preserve"> </w:t>
+      </w:r>
+      <w:r>
+        <w:br/>
+      </w:r>
+      <w:r>
+        <w:rPr>
+          <w:b/>
+          <w:bCs/>
+        </w:rPr>
+        <w:t>BY DEFAULT</w:t>
+      </w:r>
+      <w:r>
+        <w:t xml:space="preserve"> (if you Don’t mention anything) </w:t>
+      </w:r>
+      <w:r>
+        <w:sym w:font="Wingdings" w:char="F0E0"/>
+      </w:r>
+      <w:r>
+        <w:t xml:space="preserve"> It will be in ASC order.</w:t>
+      </w:r>
+      <w:r>
         <w:br/>
       </w:r>
       <w:r>
@@ -294,7 +400,24 @@
         <w:t>N</w:t>
       </w:r>
       <w:r>
-        <w:t xml:space="preserve"> -&gt; Nth value you need (here N = N-1 </w:t>
+        <w:t xml:space="preserve"> -&gt; </w:t>
+      </w:r>
+      <w:r>
+        <w:t>specifies the offset (the number of rows to skip)</w:t>
+      </w:r>
+      <w:r>
+        <w:t xml:space="preserve"> </w:t>
+      </w:r>
+      <w:r>
+        <w:rPr>
+          <w:rFonts w:ascii="Segoe UI" w:hAnsi="Segoe UI" w:cs="Segoe UI"/>
+          <w:color w:val="ECECEC"/>
+          <w:shd w:val="clear" w:color="auto" w:fill="212121"/>
+        </w:rPr>
+        <w:br/>
+      </w:r>
+      <w:r>
+        <w:t xml:space="preserve">Nth value you need (here N = N-1 </w:t>
       </w:r>
       <w:r>
         <w:rPr>
@@ -382,7 +505,16 @@
         <w:t xml:space="preserve"> -&gt;</w:t>
       </w:r>
       <w:r>
-        <w:t xml:space="preserve"> it specify the number of rows we need from Nth highest. </w:t>
+        <w:t xml:space="preserve"> </w:t>
+      </w:r>
+      <w:r>
+        <w:t>specifies the maximum number of rows to return.</w:t>
+      </w:r>
+      <w:r>
+        <w:br/>
+      </w:r>
+      <w:r>
+        <w:t xml:space="preserve">it specify the number of rows we need from Nth highest. </w:t>
       </w:r>
       <w:r>
         <w:rPr>
@@ -392,6 +524,7 @@
         <w:t xml:space="preserve">[ </w:t>
       </w:r>
       <w:proofErr w:type="spellStart"/>
+      <w:proofErr w:type="gramStart"/>
       <w:r>
         <w:rPr>
           <w:b/>
@@ -405,7 +538,15 @@
           <w:b/>
           <w:bCs/>
         </w:rPr>
-        <w:t xml:space="preserve">:- </w:t>
+        <w:t>:-</w:t>
+      </w:r>
+      <w:proofErr w:type="gramEnd"/>
+      <w:r>
+        <w:rPr>
+          <w:b/>
+          <w:bCs/>
+        </w:rPr>
+        <w:t xml:space="preserve"> </w:t>
       </w:r>
       <w:r>
         <w:t>if we need</w:t>
@@ -559,8 +700,19 @@
           <w:sz w:val="21"/>
           <w:szCs w:val="21"/>
         </w:rPr>
-        <w:t>, MAX(</w:t>
-      </w:r>
+        <w:t xml:space="preserve">, </w:t>
+      </w:r>
+      <w:proofErr w:type="gramStart"/>
+      <w:r>
+        <w:rPr>
+          <w:rFonts w:ascii="Arial" w:hAnsi="Arial" w:cs="Arial"/>
+          <w:color w:val="000000"/>
+          <w:sz w:val="21"/>
+          <w:szCs w:val="21"/>
+        </w:rPr>
+        <w:t>MAX(</w:t>
+      </w:r>
+      <w:proofErr w:type="gramEnd"/>
       <w:r>
         <w:rPr>
           <w:rFonts w:ascii="Arial" w:hAnsi="Arial" w:cs="Arial"/>
@@ -836,9 +988,11 @@
         </w:rPr>
         <w:br/>
       </w:r>
+      <w:proofErr w:type="gramStart"/>
       <w:r>
         <w:t>Ans:-</w:t>
       </w:r>
+      <w:proofErr w:type="gramEnd"/>
       <w:r>
         <w:br/>
         <w:t>In Normal Join or Cartesian Join it will join the two tables and the result table will have both matched and unmatched records (therefore the output will not be efficient, so we generally don’t use this)</w:t>
@@ -880,6 +1034,7 @@
           <w:b/>
           <w:bCs/>
         </w:rPr>
+        <w:lastRenderedPageBreak/>
         <w:t>JOIN</w:t>
       </w:r>
       <w:r>
@@ -910,7 +1065,6 @@
         </w:numPr>
       </w:pPr>
       <w:r>
-        <w:lastRenderedPageBreak/>
         <w:t xml:space="preserve">Write a SQL Join Query fetch </w:t>
       </w:r>
       <w:r>
@@ -958,13 +1112,6 @@
           <w:b/>
           <w:bCs/>
         </w:rPr>
-        <w:br/>
-      </w:r>
-      <w:r>
-        <w:rPr>
-          <w:b/>
-          <w:bCs/>
-        </w:rPr>
         <w:t>SELECT</w:t>
       </w:r>
       <w:r>
@@ -981,6 +1128,7 @@
       <w:r>
         <w:t xml:space="preserve">, </w:t>
       </w:r>
+      <w:proofErr w:type="gramStart"/>
       <w:r>
         <w:rPr>
           <w:b/>
@@ -988,6 +1136,7 @@
         </w:rPr>
         <w:t>MAX(</w:t>
       </w:r>
+      <w:proofErr w:type="gramEnd"/>
       <w:r>
         <w:t>salary</w:t>
       </w:r>
@@ -1240,6 +1389,281 @@
           </wp:inline>
         </w:drawing>
       </w:r>
+      <w:r>
+        <w:br/>
+      </w:r>
+      <w:r>
+        <w:rPr>
+          <w:b/>
+          <w:bCs/>
+          <w:u w:val="single"/>
+        </w:rPr>
+        <w:t>NOTE:-</w:t>
+      </w:r>
+      <w:r>
+        <w:t xml:space="preserve"> </w:t>
+      </w:r>
+      <w:r>
+        <w:t>(</w:t>
+      </w:r>
+      <w:r>
+        <w:rPr>
+          <w:b/>
+          <w:bCs/>
+        </w:rPr>
+        <w:t>Only Concept Diff but SYNTAX is same as INNER_JOIN</w:t>
+      </w:r>
+      <w:r>
+        <w:t>)</w:t>
+      </w:r>
+      <w:r>
+        <w:br/>
+      </w:r>
+      <w:r>
+        <w:rPr>
+          <w:b/>
+          <w:bCs/>
+        </w:rPr>
+        <w:t>Right</w:t>
+      </w:r>
+      <w:r>
+        <w:rPr>
+          <w:b/>
+          <w:bCs/>
+        </w:rPr>
+        <w:t xml:space="preserve"> Outer Join</w:t>
+      </w:r>
+      <w:r>
+        <w:t xml:space="preserve"> </w:t>
+      </w:r>
+      <w:r>
+        <w:sym w:font="Wingdings" w:char="F0E0"/>
+      </w:r>
+      <w:r>
+        <w:t xml:space="preserve"> </w:t>
+      </w:r>
+      <w:r>
+        <w:rPr>
+          <w:b/>
+          <w:bCs/>
+        </w:rPr>
+        <w:t>SELECT</w:t>
+      </w:r>
+      <w:r>
+        <w:t xml:space="preserve"> * </w:t>
+      </w:r>
+      <w:r>
+        <w:rPr>
+          <w:b/>
+          <w:bCs/>
+        </w:rPr>
+        <w:t>FROM</w:t>
+      </w:r>
+      <w:r>
+        <w:t xml:space="preserve"> </w:t>
+      </w:r>
+      <w:r>
+        <w:t>&lt;Name_Table_1&gt; &lt;Table_Ref_1&gt;</w:t>
+      </w:r>
+      <w:r>
+        <w:t xml:space="preserve"> </w:t>
+      </w:r>
+      <w:r>
+        <w:rPr>
+          <w:b/>
+          <w:bCs/>
+        </w:rPr>
+        <w:t>RIGHT</w:t>
+      </w:r>
+      <w:r>
+        <w:rPr>
+          <w:b/>
+          <w:bCs/>
+        </w:rPr>
+        <w:t xml:space="preserve"> JOIN</w:t>
+      </w:r>
+      <w:r>
+        <w:t xml:space="preserve"> </w:t>
+      </w:r>
+      <w:r>
+        <w:t>&lt;Name_Table_2&gt; &lt;Table_Ref_2&gt;</w:t>
+      </w:r>
+      <w:r>
+        <w:t xml:space="preserve"> </w:t>
+      </w:r>
+      <w:r>
+        <w:rPr>
+          <w:b/>
+          <w:bCs/>
+        </w:rPr>
+        <w:t>ON</w:t>
+      </w:r>
+      <w:r>
+        <w:t xml:space="preserve"> </w:t>
+      </w:r>
+      <w:r>
+        <w:t>&lt;Table_Ref_1&gt;</w:t>
+      </w:r>
+      <w:r>
+        <w:t>.</w:t>
+      </w:r>
+      <w:r>
+        <w:t>&lt;</w:t>
+      </w:r>
+      <w:proofErr w:type="spellStart"/>
+      <w:r>
+        <w:t>Col_Name</w:t>
+      </w:r>
+      <w:proofErr w:type="spellEnd"/>
+      <w:r>
+        <w:t>&gt;</w:t>
+      </w:r>
+      <w:r>
+        <w:t xml:space="preserve"> = </w:t>
+      </w:r>
+      <w:r>
+        <w:t>&lt;Table_Ref_2&gt;</w:t>
+      </w:r>
+      <w:r>
+        <w:t>.</w:t>
+      </w:r>
+      <w:r>
+        <w:t>&lt;</w:t>
+      </w:r>
+      <w:proofErr w:type="spellStart"/>
+      <w:r>
+        <w:t>Col_Name</w:t>
+      </w:r>
+      <w:proofErr w:type="spellEnd"/>
+      <w:r>
+        <w:t>&gt;</w:t>
+      </w:r>
+      <w:r>
+        <w:br/>
+      </w:r>
+      <w:r>
+        <w:br/>
+      </w:r>
+      <w:r>
+        <w:rPr>
+          <w:b/>
+          <w:bCs/>
+        </w:rPr>
+        <w:t>Left Outer Join</w:t>
+      </w:r>
+      <w:r>
+        <w:rPr>
+          <w:b/>
+          <w:bCs/>
+        </w:rPr>
+        <w:t xml:space="preserve"> </w:t>
+      </w:r>
+      <w:r>
+        <w:rPr>
+          <w:b/>
+          <w:bCs/>
+        </w:rPr>
+        <w:sym w:font="Wingdings" w:char="F0E0"/>
+      </w:r>
+      <w:r>
+        <w:rPr>
+          <w:b/>
+          <w:bCs/>
+        </w:rPr>
+        <w:t xml:space="preserve"> </w:t>
+      </w:r>
+      <w:r>
+        <w:rPr>
+          <w:b/>
+          <w:bCs/>
+        </w:rPr>
+        <w:t>SELECT</w:t>
+      </w:r>
+      <w:r>
+        <w:t xml:space="preserve"> * </w:t>
+      </w:r>
+      <w:r>
+        <w:rPr>
+          <w:b/>
+          <w:bCs/>
+        </w:rPr>
+        <w:t>FROM</w:t>
+      </w:r>
+      <w:r>
+        <w:t xml:space="preserve"> </w:t>
+      </w:r>
+      <w:r>
+        <w:t>&lt;Name_Table_1&gt; &lt;Table_Ref_1&gt;</w:t>
+      </w:r>
+      <w:r>
+        <w:t xml:space="preserve"> </w:t>
+      </w:r>
+      <w:r>
+        <w:rPr>
+          <w:b/>
+          <w:bCs/>
+        </w:rPr>
+        <w:t>LEFT JOIN</w:t>
+      </w:r>
+      <w:r>
+        <w:t xml:space="preserve"> </w:t>
+      </w:r>
+      <w:r>
+        <w:t>&lt;Name_Table_2&gt; &lt;Table_Ref_2&gt;</w:t>
+      </w:r>
+      <w:r>
+        <w:t xml:space="preserve"> </w:t>
+      </w:r>
+      <w:r>
+        <w:rPr>
+          <w:b/>
+          <w:bCs/>
+        </w:rPr>
+        <w:t>ON</w:t>
+      </w:r>
+      <w:r>
+        <w:t xml:space="preserve"> </w:t>
+      </w:r>
+      <w:r>
+        <w:t>&lt;Table_Ref_1&gt;</w:t>
+      </w:r>
+      <w:r>
+        <w:t>.</w:t>
+      </w:r>
+      <w:r>
+        <w:t>&lt;</w:t>
+      </w:r>
+      <w:proofErr w:type="spellStart"/>
+      <w:r>
+        <w:t>Col_Name</w:t>
+      </w:r>
+      <w:proofErr w:type="spellEnd"/>
+      <w:r>
+        <w:t>&gt;</w:t>
+      </w:r>
+      <w:r>
+        <w:t xml:space="preserve"> = </w:t>
+      </w:r>
+      <w:r>
+        <w:t>&lt;Table_Ref_2&gt;</w:t>
+      </w:r>
+      <w:r>
+        <w:t>.</w:t>
+      </w:r>
+      <w:r>
+        <w:t>&lt;</w:t>
+      </w:r>
+      <w:proofErr w:type="spellStart"/>
+      <w:r>
+        <w:t>Col_Name</w:t>
+      </w:r>
+      <w:proofErr w:type="spellEnd"/>
+      <w:r>
+        <w:t>&gt;</w:t>
+      </w:r>
+      <w:r>
+        <w:br/>
+      </w:r>
     </w:p>
     <w:p>
       <w:pPr>
@@ -1379,6 +1803,7 @@
         </w:rPr>
         <w:t> </w:t>
       </w:r>
+      <w:proofErr w:type="gramStart"/>
       <w:r>
         <w:rPr>
           <w:rFonts w:ascii="Arial" w:hAnsi="Arial" w:cs="Arial"/>
@@ -1397,7 +1822,18 @@
           <w:szCs w:val="21"/>
           <w:shd w:val="clear" w:color="auto" w:fill="FFFFFF"/>
         </w:rPr>
-        <w:t>(marks) </w:t>
+        <w:t>(</w:t>
+      </w:r>
+      <w:proofErr w:type="gramEnd"/>
+      <w:r>
+        <w:rPr>
+          <w:rFonts w:ascii="Arial" w:hAnsi="Arial" w:cs="Arial"/>
+          <w:color w:val="000000"/>
+          <w:sz w:val="21"/>
+          <w:szCs w:val="21"/>
+          <w:shd w:val="clear" w:color="auto" w:fill="FFFFFF"/>
+        </w:rPr>
+        <w:t>marks) </w:t>
       </w:r>
       <w:r>
         <w:rPr>
@@ -1437,11 +1873,783 @@
           <w:numId w:val="1"/>
         </w:numPr>
       </w:pPr>
+      <w:r>
+        <w:t xml:space="preserve">Write a </w:t>
+      </w:r>
+      <w:r>
+        <w:rPr>
+          <w:b/>
+          <w:bCs/>
+        </w:rPr>
+        <w:t>SQL Query</w:t>
+      </w:r>
+      <w:r>
+        <w:t xml:space="preserve"> to display </w:t>
+      </w:r>
+      <w:r>
+        <w:rPr>
+          <w:b/>
+          <w:bCs/>
+        </w:rPr>
+        <w:t>EMP DETAILS</w:t>
+      </w:r>
+      <w:r>
+        <w:t xml:space="preserve">, </w:t>
+      </w:r>
+      <w:r>
+        <w:t>who</w:t>
+      </w:r>
+      <w:r>
+        <w:t xml:space="preserve"> has </w:t>
+      </w:r>
+      <w:r>
+        <w:rPr>
+          <w:b/>
+          <w:bCs/>
+        </w:rPr>
+        <w:t>MAX SALARY IN EACH DEPT?</w:t>
+      </w:r>
+      <w:r>
+        <w:br/>
+      </w:r>
+      <w:r>
+        <w:rPr>
+          <w:b/>
+          <w:bCs/>
+        </w:rPr>
+        <w:t>SELECT</w:t>
+      </w:r>
+      <w:r>
+        <w:t xml:space="preserve"> * </w:t>
+      </w:r>
+      <w:r>
+        <w:br/>
+      </w:r>
+      <w:r>
+        <w:rPr>
+          <w:b/>
+          <w:bCs/>
+        </w:rPr>
+        <w:t>FROM</w:t>
+      </w:r>
+      <w:r>
+        <w:t xml:space="preserve"> &lt;TABLE_1_NAME&gt; &lt;TABLE_REF_1&gt; </w:t>
+      </w:r>
+      <w:r>
+        <w:rPr>
+          <w:b/>
+          <w:bCs/>
+        </w:rPr>
+        <w:t>INNER JOIN</w:t>
+      </w:r>
+      <w:r>
+        <w:t xml:space="preserve"> </w:t>
+      </w:r>
+    </w:p>
+    <w:p>
+      <w:pPr>
+        <w:pStyle w:val="ListParagraph"/>
+        <w:ind w:left="2160"/>
+      </w:pPr>
+      <w:proofErr w:type="gramStart"/>
+      <w:r>
+        <w:rPr>
+          <w:b/>
+          <w:bCs/>
+        </w:rPr>
+        <w:t>(</w:t>
+      </w:r>
+      <w:r>
+        <w:t xml:space="preserve"> </w:t>
+      </w:r>
+      <w:r>
+        <w:rPr>
+          <w:b/>
+          <w:bCs/>
+        </w:rPr>
+        <w:t>SELECT</w:t>
+      </w:r>
+      <w:proofErr w:type="gramEnd"/>
+      <w:r>
+        <w:t xml:space="preserve"> &lt;</w:t>
+      </w:r>
+      <w:r>
+        <w:rPr>
+          <w:b/>
+          <w:bCs/>
+        </w:rPr>
+        <w:t>COL_NAME_WISH_2_DISPLAY</w:t>
+      </w:r>
+      <w:r>
+        <w:t>&gt; ,</w:t>
+      </w:r>
+      <w:r>
+        <w:rPr>
+          <w:b/>
+          <w:bCs/>
+        </w:rPr>
+        <w:t>MAX( &lt;COL_NAME&gt;</w:t>
+      </w:r>
+      <w:r>
+        <w:t xml:space="preserve"> </w:t>
+      </w:r>
+      <w:r>
+        <w:rPr>
+          <w:b/>
+          <w:bCs/>
+        </w:rPr>
+        <w:t>)</w:t>
+      </w:r>
+      <w:r>
+        <w:t xml:space="preserve"> </w:t>
+      </w:r>
+      <w:r>
+        <w:rPr>
+          <w:b/>
+          <w:bCs/>
+        </w:rPr>
+        <w:t>AS</w:t>
+      </w:r>
+      <w:r>
+        <w:t xml:space="preserve"> &lt;</w:t>
+      </w:r>
+      <w:r>
+        <w:rPr>
+          <w:b/>
+          <w:bCs/>
+        </w:rPr>
+        <w:t>ALIAS_NAME</w:t>
+      </w:r>
+      <w:r>
+        <w:rPr>
+          <w:b/>
+          <w:bCs/>
+        </w:rPr>
+        <w:t>&gt;</w:t>
+      </w:r>
+      <w:r>
+        <w:rPr>
+          <w:b/>
+          <w:bCs/>
+        </w:rPr>
+        <w:br/>
+      </w:r>
+      <w:r>
+        <w:rPr>
+          <w:b/>
+          <w:bCs/>
+        </w:rPr>
+        <w:t>FROM</w:t>
+      </w:r>
+      <w:r>
+        <w:t xml:space="preserve"> &lt;</w:t>
+      </w:r>
+      <w:r>
+        <w:rPr>
+          <w:b/>
+          <w:bCs/>
+        </w:rPr>
+        <w:t>TABLE_1_NAME</w:t>
+      </w:r>
+      <w:r>
+        <w:t>&gt; &lt;</w:t>
+      </w:r>
+      <w:r>
+        <w:rPr>
+          <w:b/>
+          <w:bCs/>
+        </w:rPr>
+        <w:t>TABLE_REF_1</w:t>
+      </w:r>
+      <w:r>
+        <w:t>&gt;</w:t>
+      </w:r>
+      <w:r>
+        <w:br/>
+      </w:r>
+      <w:r>
+        <w:rPr>
+          <w:b/>
+          <w:bCs/>
+        </w:rPr>
+        <w:t>GROUP BY</w:t>
+      </w:r>
+      <w:r>
+        <w:t xml:space="preserve"> &lt;</w:t>
+      </w:r>
+      <w:r>
+        <w:rPr>
+          <w:b/>
+          <w:bCs/>
+        </w:rPr>
+        <w:t>COL_NAME_BASED_ON_WHICH_WE_NEED_TO_GROUP_BY</w:t>
+      </w:r>
+      <w:r>
+        <w:t xml:space="preserve">&gt; </w:t>
+      </w:r>
+      <w:r>
+        <w:rPr>
+          <w:b/>
+          <w:bCs/>
+        </w:rPr>
+        <w:t>)</w:t>
+      </w:r>
+      <w:r>
+        <w:rPr>
+          <w:b/>
+          <w:bCs/>
+        </w:rPr>
+        <w:t xml:space="preserve"> </w:t>
+      </w:r>
+      <w:r>
+        <w:t>&lt;</w:t>
+      </w:r>
+      <w:r>
+        <w:rPr>
+          <w:b/>
+          <w:bCs/>
+        </w:rPr>
+        <w:t>SUB</w:t>
+      </w:r>
+      <w:r>
+        <w:rPr>
+          <w:b/>
+          <w:bCs/>
+        </w:rPr>
+        <w:t>Q</w:t>
+      </w:r>
+      <w:r>
+        <w:rPr>
+          <w:b/>
+          <w:bCs/>
+        </w:rPr>
+        <w:t>_ALIAS_NAME</w:t>
+      </w:r>
+      <w:r>
+        <w:t>&gt;</w:t>
+      </w:r>
+    </w:p>
+    <w:p>
+      <w:r>
+        <w:t xml:space="preserve">               </w:t>
+      </w:r>
+      <w:r>
+        <w:t xml:space="preserve">            </w:t>
+      </w:r>
+      <w:r>
+        <w:rPr>
+          <w:b/>
+          <w:bCs/>
+        </w:rPr>
+        <w:t>ON</w:t>
+      </w:r>
+      <w:r>
+        <w:t xml:space="preserve"> </w:t>
+      </w:r>
+      <w:r>
+        <w:rPr>
+          <w:b/>
+          <w:bCs/>
+        </w:rPr>
+        <w:t>&lt;TABLE_REF_1&gt;</w:t>
+      </w:r>
+      <w:r>
+        <w:t>.</w:t>
+      </w:r>
+      <w:r>
+        <w:rPr>
+          <w:b/>
+          <w:bCs/>
+        </w:rPr>
+        <w:t>&lt;COL_NAME&gt;</w:t>
+      </w:r>
+      <w:r>
+        <w:t xml:space="preserve"> = &lt;</w:t>
+      </w:r>
+      <w:r>
+        <w:rPr>
+          <w:b/>
+          <w:bCs/>
+        </w:rPr>
+        <w:t>SUB</w:t>
+      </w:r>
+      <w:r>
+        <w:rPr>
+          <w:b/>
+          <w:bCs/>
+        </w:rPr>
+        <w:t>Q</w:t>
+      </w:r>
+      <w:r>
+        <w:rPr>
+          <w:b/>
+          <w:bCs/>
+        </w:rPr>
+        <w:t>_ALIAS_NAME</w:t>
+      </w:r>
+      <w:r>
+        <w:t>&gt;.</w:t>
+      </w:r>
+      <w:r>
+        <w:rPr>
+          <w:b/>
+          <w:bCs/>
+        </w:rPr>
+        <w:t>&lt;COL_NAME&gt;</w:t>
+      </w:r>
+      <w:r>
+        <w:t xml:space="preserve"> </w:t>
+      </w:r>
+      <w:r>
+        <w:br/>
+        <w:t xml:space="preserve">              </w:t>
+      </w:r>
+      <w:r>
+        <w:t xml:space="preserve">            </w:t>
+      </w:r>
+      <w:r>
+        <w:rPr>
+          <w:b/>
+          <w:bCs/>
+        </w:rPr>
+        <w:t>AND</w:t>
+      </w:r>
+      <w:r>
+        <w:t xml:space="preserve"> </w:t>
+      </w:r>
+      <w:r>
+        <w:rPr>
+          <w:b/>
+          <w:bCs/>
+        </w:rPr>
+        <w:t>&lt;TABLE_REF_1&gt;</w:t>
+      </w:r>
+      <w:r>
+        <w:t>.</w:t>
+      </w:r>
+      <w:r>
+        <w:rPr>
+          <w:b/>
+          <w:bCs/>
+        </w:rPr>
+        <w:t>&lt;COL_NAME&gt;</w:t>
+      </w:r>
+      <w:r>
+        <w:t xml:space="preserve"> = &lt;</w:t>
+      </w:r>
+      <w:r>
+        <w:rPr>
+          <w:b/>
+          <w:bCs/>
+        </w:rPr>
+        <w:t>SUB</w:t>
+      </w:r>
+      <w:r>
+        <w:rPr>
+          <w:b/>
+          <w:bCs/>
+        </w:rPr>
+        <w:t>Q</w:t>
+      </w:r>
+      <w:r>
+        <w:rPr>
+          <w:b/>
+          <w:bCs/>
+        </w:rPr>
+        <w:t>_ALIAS_NAME</w:t>
+      </w:r>
+      <w:r>
+        <w:t>&gt;.</w:t>
+      </w:r>
+      <w:r>
+        <w:rPr>
+          <w:b/>
+          <w:bCs/>
+        </w:rPr>
+        <w:t>&lt;COL_NAME&gt;</w:t>
+      </w:r>
+      <w:r>
+        <w:rPr>
+          <w:b/>
+          <w:bCs/>
+        </w:rPr>
+        <w:br/>
+        <w:t xml:space="preserve">               ORDER BY &lt;COL_NAME_WHIS_TO_ORDER&gt;</w:t>
+      </w:r>
+      <w:r>
+        <w:t>;</w:t>
+      </w:r>
+      <w:r>
+        <w:br/>
+      </w:r>
+      <w:r>
+        <w:tab/>
+      </w:r>
+      <w:r>
+        <w:rPr>
+          <w:b/>
+          <w:bCs/>
+          <w:u w:val="single"/>
+        </w:rPr>
+        <w:t>EXAMPLE:-</w:t>
+      </w:r>
+      <w:r>
+        <w:rPr>
+          <w:b/>
+          <w:bCs/>
+          <w:u w:val="single"/>
+        </w:rPr>
+        <w:br/>
+      </w:r>
+      <w:r>
+        <w:tab/>
+      </w:r>
+      <w:r>
+        <w:tab/>
+      </w:r>
       <w:proofErr w:type="spellStart"/>
       <w:r>
-        <w:t>Fsdfsdf</w:t>
+        <w:t>employee_table</w:t>
       </w:r>
       <w:proofErr w:type="spellEnd"/>
+      <w:r>
+        <w:t xml:space="preserve"> has </w:t>
+      </w:r>
+      <w:r>
+        <w:sym w:font="Wingdings" w:char="F0E0"/>
+      </w:r>
+      <w:r>
+        <w:t xml:space="preserve"> </w:t>
+      </w:r>
+      <w:proofErr w:type="spellStart"/>
+      <w:r>
+        <w:t>emp_id</w:t>
+      </w:r>
+      <w:proofErr w:type="spellEnd"/>
+      <w:r>
+        <w:t xml:space="preserve">, </w:t>
+      </w:r>
+      <w:proofErr w:type="spellStart"/>
+      <w:r>
+        <w:t>emp_name</w:t>
+      </w:r>
+      <w:proofErr w:type="spellEnd"/>
+      <w:r>
+        <w:t xml:space="preserve">, salary, </w:t>
+      </w:r>
+      <w:proofErr w:type="spellStart"/>
+      <w:r>
+        <w:t>dept_id</w:t>
+      </w:r>
+      <w:proofErr w:type="spellEnd"/>
+      <w:r>
+        <w:t xml:space="preserve"> </w:t>
+      </w:r>
+      <w:r>
+        <w:br/>
+      </w:r>
+      <w:r>
+        <w:tab/>
+      </w:r>
+      <w:r>
+        <w:tab/>
+      </w:r>
+      <w:proofErr w:type="spellStart"/>
+      <w:r>
+        <w:t>d</w:t>
+      </w:r>
+      <w:r>
+        <w:t>ep</w:t>
+      </w:r>
+      <w:r>
+        <w:t>artment_table</w:t>
+      </w:r>
+      <w:proofErr w:type="spellEnd"/>
+      <w:r>
+        <w:t xml:space="preserve"> has </w:t>
+      </w:r>
+      <w:r>
+        <w:sym w:font="Wingdings" w:char="F0E0"/>
+      </w:r>
+      <w:r>
+        <w:t xml:space="preserve"> </w:t>
+      </w:r>
+      <w:proofErr w:type="spellStart"/>
+      <w:r>
+        <w:t>dept_id</w:t>
+      </w:r>
+      <w:proofErr w:type="spellEnd"/>
+      <w:r>
+        <w:t xml:space="preserve">, </w:t>
+      </w:r>
+      <w:proofErr w:type="spellStart"/>
+      <w:r>
+        <w:t>dept_name</w:t>
+      </w:r>
+      <w:proofErr w:type="spellEnd"/>
+      <w:r>
+        <w:t xml:space="preserve">, </w:t>
+      </w:r>
+      <w:proofErr w:type="spellStart"/>
+      <w:r>
+        <w:t>dept_loc</w:t>
+      </w:r>
+      <w:proofErr w:type="spellEnd"/>
+      <w:r>
+        <w:br/>
+      </w:r>
+      <w:r>
+        <w:rPr>
+          <w:b/>
+          <w:bCs/>
+          <w:color w:val="2F5496" w:themeColor="accent1" w:themeShade="BF"/>
+        </w:rPr>
+        <w:lastRenderedPageBreak/>
+        <w:t>SELECT</w:t>
+      </w:r>
+      <w:r>
+        <w:t xml:space="preserve"> * </w:t>
+      </w:r>
+      <w:r>
+        <w:rPr>
+          <w:b/>
+          <w:bCs/>
+          <w:color w:val="2F5496" w:themeColor="accent1" w:themeShade="BF"/>
+        </w:rPr>
+        <w:t>FROM</w:t>
+      </w:r>
+      <w:r>
+        <w:t xml:space="preserve"> </w:t>
+      </w:r>
+      <w:proofErr w:type="spellStart"/>
+      <w:r>
+        <w:t>practice_database.employee_table</w:t>
+      </w:r>
+      <w:proofErr w:type="spellEnd"/>
+      <w:r>
+        <w:t xml:space="preserve"> e </w:t>
+      </w:r>
+      <w:r>
+        <w:rPr>
+          <w:b/>
+          <w:bCs/>
+          <w:color w:val="2F5496" w:themeColor="accent1" w:themeShade="BF"/>
+        </w:rPr>
+        <w:t>INNER JOIN</w:t>
+      </w:r>
+      <w:r>
+        <w:rPr>
+          <w:color w:val="2F5496" w:themeColor="accent1" w:themeShade="BF"/>
+        </w:rPr>
+        <w:t xml:space="preserve"> </w:t>
+      </w:r>
+      <w:r>
+        <w:rPr>
+          <w:b/>
+          <w:bCs/>
+          <w:color w:val="2F5496" w:themeColor="accent1" w:themeShade="BF"/>
+        </w:rPr>
+        <w:t>(</w:t>
+      </w:r>
+      <w:r>
+        <w:rPr>
+          <w:color w:val="2F5496" w:themeColor="accent1" w:themeShade="BF"/>
+        </w:rPr>
+        <w:t xml:space="preserve"> </w:t>
+      </w:r>
+      <w:r>
+        <w:rPr>
+          <w:b/>
+          <w:bCs/>
+          <w:color w:val="2F5496" w:themeColor="accent1" w:themeShade="BF"/>
+        </w:rPr>
+        <w:t>SELECT</w:t>
+      </w:r>
+      <w:r>
+        <w:t xml:space="preserve"> </w:t>
+      </w:r>
+      <w:proofErr w:type="spellStart"/>
+      <w:r>
+        <w:t>dept_id</w:t>
+      </w:r>
+      <w:proofErr w:type="spellEnd"/>
+      <w:r>
+        <w:t xml:space="preserve"> ,</w:t>
+      </w:r>
+      <w:r>
+        <w:rPr>
+          <w:b/>
+          <w:bCs/>
+          <w:color w:val="2F5496" w:themeColor="accent1" w:themeShade="BF"/>
+        </w:rPr>
+        <w:t>MAX(</w:t>
+      </w:r>
+      <w:r>
+        <w:t>salary</w:t>
+      </w:r>
+      <w:r>
+        <w:rPr>
+          <w:b/>
+          <w:bCs/>
+          <w:color w:val="2F5496" w:themeColor="accent1" w:themeShade="BF"/>
+        </w:rPr>
+        <w:t>)</w:t>
+      </w:r>
+      <w:r>
+        <w:rPr>
+          <w:color w:val="2F5496" w:themeColor="accent1" w:themeShade="BF"/>
+        </w:rPr>
+        <w:t xml:space="preserve"> </w:t>
+      </w:r>
+      <w:r>
+        <w:rPr>
+          <w:b/>
+          <w:bCs/>
+          <w:color w:val="2F5496" w:themeColor="accent1" w:themeShade="BF"/>
+        </w:rPr>
+        <w:t>AS</w:t>
+      </w:r>
+      <w:r>
+        <w:t xml:space="preserve"> </w:t>
+      </w:r>
+      <w:proofErr w:type="spellStart"/>
+      <w:r>
+        <w:t>max_salary</w:t>
+      </w:r>
+      <w:proofErr w:type="spellEnd"/>
+      <w:r>
+        <w:t xml:space="preserve"> </w:t>
+      </w:r>
+      <w:r>
+        <w:rPr>
+          <w:b/>
+          <w:bCs/>
+          <w:color w:val="2F5496" w:themeColor="accent1" w:themeShade="BF"/>
+        </w:rPr>
+        <w:t>FROM</w:t>
+      </w:r>
+      <w:r>
+        <w:t xml:space="preserve">               </w:t>
+      </w:r>
+      <w:proofErr w:type="spellStart"/>
+      <w:r>
+        <w:t>practice_database.employee_table</w:t>
+      </w:r>
+      <w:proofErr w:type="spellEnd"/>
+      <w:r>
+        <w:t xml:space="preserve"> </w:t>
+      </w:r>
+      <w:r>
+        <w:rPr>
+          <w:b/>
+          <w:bCs/>
+          <w:color w:val="2F5496" w:themeColor="accent1" w:themeShade="BF"/>
+        </w:rPr>
+        <w:t>GROUP BY</w:t>
+      </w:r>
+      <w:r>
+        <w:t xml:space="preserve"> </w:t>
+      </w:r>
+      <w:proofErr w:type="spellStart"/>
+      <w:r>
+        <w:t>dept_id</w:t>
+      </w:r>
+      <w:proofErr w:type="spellEnd"/>
+      <w:r>
+        <w:t xml:space="preserve"> </w:t>
+      </w:r>
+      <w:r>
+        <w:rPr>
+          <w:b/>
+          <w:bCs/>
+          <w:color w:val="2F5496" w:themeColor="accent1" w:themeShade="BF"/>
+        </w:rPr>
+        <w:t>)</w:t>
+      </w:r>
+      <w:r>
+        <w:t xml:space="preserve"> </w:t>
+      </w:r>
+      <w:proofErr w:type="spellStart"/>
+      <w:r>
+        <w:t>max_sal_in_each_dept</w:t>
+      </w:r>
+      <w:proofErr w:type="spellEnd"/>
+      <w:r>
+        <w:t xml:space="preserve"> </w:t>
+      </w:r>
+      <w:r>
+        <w:rPr>
+          <w:b/>
+          <w:bCs/>
+          <w:color w:val="2F5496" w:themeColor="accent1" w:themeShade="BF"/>
+        </w:rPr>
+        <w:t>ON</w:t>
+      </w:r>
+      <w:r>
+        <w:t xml:space="preserve"> </w:t>
+      </w:r>
+      <w:proofErr w:type="spellStart"/>
+      <w:r>
+        <w:t>e.dept_id</w:t>
+      </w:r>
+      <w:proofErr w:type="spellEnd"/>
+      <w:r>
+        <w:t xml:space="preserve"> = </w:t>
+      </w:r>
+      <w:proofErr w:type="spellStart"/>
+      <w:r>
+        <w:t>max_sal_in_each_dept.dept_id</w:t>
+      </w:r>
+      <w:proofErr w:type="spellEnd"/>
+      <w:r>
+        <w:t xml:space="preserve"> </w:t>
+      </w:r>
+      <w:r>
+        <w:rPr>
+          <w:b/>
+          <w:bCs/>
+          <w:color w:val="2F5496" w:themeColor="accent1" w:themeShade="BF"/>
+        </w:rPr>
+        <w:t>AND</w:t>
+      </w:r>
+      <w:r>
+        <w:t xml:space="preserve"> </w:t>
+      </w:r>
+      <w:proofErr w:type="spellStart"/>
+      <w:r>
+        <w:t>e.salary</w:t>
+      </w:r>
+      <w:proofErr w:type="spellEnd"/>
+      <w:r>
+        <w:t xml:space="preserve"> = </w:t>
+      </w:r>
+      <w:proofErr w:type="spellStart"/>
+      <w:r>
+        <w:t>max_sal_in_each_dept.max_salary</w:t>
+      </w:r>
+      <w:proofErr w:type="spellEnd"/>
+      <w:r>
+        <w:t xml:space="preserve"> </w:t>
+      </w:r>
+      <w:r>
+        <w:rPr>
+          <w:b/>
+          <w:bCs/>
+          <w:color w:val="2F5496" w:themeColor="accent1" w:themeShade="BF"/>
+        </w:rPr>
+        <w:t>ORDER BY</w:t>
+      </w:r>
+      <w:r>
+        <w:t xml:space="preserve"> </w:t>
+      </w:r>
+      <w:proofErr w:type="spellStart"/>
+      <w:r>
+        <w:t>e.dept_id</w:t>
+      </w:r>
+      <w:proofErr w:type="spellEnd"/>
+      <w:r>
+        <w:t>;</w:t>
+      </w:r>
     </w:p>
     <w:p>
       <w:pPr>
@@ -1451,11 +2659,103 @@
           <w:numId w:val="1"/>
         </w:numPr>
       </w:pPr>
+      <w:r>
+        <w:t>WAQTD total num of employees working in each dept</w:t>
+      </w:r>
+      <w:r>
+        <w:br/>
+      </w:r>
+      <w:r>
+        <w:rPr>
+          <w:rFonts w:ascii="Arial" w:hAnsi="Arial" w:cs="Arial"/>
+          <w:b/>
+          <w:bCs/>
+          <w:sz w:val="21"/>
+          <w:szCs w:val="21"/>
+        </w:rPr>
+        <w:t>SELECT</w:t>
+      </w:r>
+      <w:r>
+        <w:t xml:space="preserve"> </w:t>
+      </w:r>
       <w:proofErr w:type="spellStart"/>
       <w:r>
-        <w:t>Sdfsdf</w:t>
+        <w:t>dept_id</w:t>
       </w:r>
       <w:proofErr w:type="spellEnd"/>
+      <w:r>
+        <w:t xml:space="preserve">, </w:t>
+      </w:r>
+      <w:proofErr w:type="gramStart"/>
+      <w:r>
+        <w:rPr>
+          <w:b/>
+          <w:bCs/>
+        </w:rPr>
+        <w:t>COUNT(</w:t>
+      </w:r>
+      <w:proofErr w:type="spellStart"/>
+      <w:proofErr w:type="gramEnd"/>
+      <w:r>
+        <w:t>dept_id</w:t>
+      </w:r>
+      <w:proofErr w:type="spellEnd"/>
+      <w:r>
+        <w:rPr>
+          <w:b/>
+          <w:bCs/>
+        </w:rPr>
+        <w:t>)</w:t>
+      </w:r>
+      <w:r>
+        <w:t xml:space="preserve"> </w:t>
+      </w:r>
+      <w:r>
+        <w:rPr>
+          <w:rFonts w:ascii="Arial" w:hAnsi="Arial" w:cs="Arial"/>
+          <w:b/>
+          <w:bCs/>
+          <w:sz w:val="21"/>
+          <w:szCs w:val="21"/>
+        </w:rPr>
+        <w:t>FROM</w:t>
+      </w:r>
+      <w:r>
+        <w:rPr>
+          <w:rFonts w:ascii="Arial" w:hAnsi="Arial" w:cs="Arial"/>
+          <w:color w:val="000000"/>
+          <w:sz w:val="21"/>
+          <w:szCs w:val="21"/>
+          <w:shd w:val="clear" w:color="auto" w:fill="FFFFFF"/>
+        </w:rPr>
+        <w:t> </w:t>
+      </w:r>
+      <w:proofErr w:type="spellStart"/>
+      <w:r>
+        <w:t>practice_database.employee_table</w:t>
+      </w:r>
+      <w:proofErr w:type="spellEnd"/>
+      <w:r>
+        <w:t xml:space="preserve"> </w:t>
+      </w:r>
+      <w:r>
+        <w:rPr>
+          <w:b/>
+          <w:bCs/>
+        </w:rPr>
+        <w:t>GROUP BY</w:t>
+      </w:r>
+      <w:r>
+        <w:t xml:space="preserve"> </w:t>
+      </w:r>
+      <w:proofErr w:type="spellStart"/>
+      <w:r>
+        <w:t>dept_id</w:t>
+      </w:r>
+      <w:proofErr w:type="spellEnd"/>
+      <w:r>
+        <w:br/>
+      </w:r>
     </w:p>
     <w:p>
       <w:pPr>
@@ -1465,11 +2765,110 @@
           <w:numId w:val="1"/>
         </w:numPr>
       </w:pPr>
+      <w:r>
+        <w:t xml:space="preserve">WAQTD all the </w:t>
+      </w:r>
+      <w:proofErr w:type="gramStart"/>
+      <w:r>
+        <w:t>employees</w:t>
+      </w:r>
+      <w:proofErr w:type="gramEnd"/>
+      <w:r>
+        <w:t xml:space="preserve"> details working in Dept 1 and who’s employee name starts with letter m?</w:t>
+      </w:r>
+      <w:r>
+        <w:br/>
+      </w:r>
+      <w:r>
+        <w:rPr>
+          <w:b/>
+          <w:bCs/>
+        </w:rPr>
+        <w:t>SELECT</w:t>
+      </w:r>
+      <w:r>
+        <w:t xml:space="preserve"> * </w:t>
+      </w:r>
+      <w:r>
+        <w:rPr>
+          <w:b/>
+          <w:bCs/>
+        </w:rPr>
+        <w:t>FROM</w:t>
+      </w:r>
+      <w:r>
+        <w:t xml:space="preserve"> &lt;Name of the table&gt; </w:t>
+      </w:r>
+      <w:r>
+        <w:rPr>
+          <w:b/>
+          <w:bCs/>
+        </w:rPr>
+        <w:t>WHERE</w:t>
+      </w:r>
+      <w:r>
+        <w:t xml:space="preserve"> </w:t>
+      </w:r>
       <w:proofErr w:type="spellStart"/>
       <w:r>
-        <w:t>Sdfsdfsd</w:t>
+        <w:t>dept_id</w:t>
       </w:r>
       <w:proofErr w:type="spellEnd"/>
+      <w:r>
+        <w:t xml:space="preserve">=1 </w:t>
+      </w:r>
+      <w:r>
+        <w:rPr>
+          <w:b/>
+          <w:bCs/>
+        </w:rPr>
+        <w:t>AND</w:t>
+      </w:r>
+      <w:r>
+        <w:t xml:space="preserve"> </w:t>
+      </w:r>
+      <w:proofErr w:type="spellStart"/>
+      <w:r>
+        <w:t>emp_name</w:t>
+      </w:r>
+      <w:proofErr w:type="spellEnd"/>
+      <w:r>
+        <w:t xml:space="preserve"> </w:t>
+      </w:r>
+      <w:r>
+        <w:rPr>
+          <w:b/>
+          <w:bCs/>
+        </w:rPr>
+        <w:t>LIKE</w:t>
+      </w:r>
+      <w:r>
+        <w:t xml:space="preserve"> </w:t>
+      </w:r>
+      <w:r>
+        <w:rPr>
+          <w:b/>
+          <w:bCs/>
+        </w:rPr>
+        <w:t>'</w:t>
+      </w:r>
+      <w:r>
+        <w:t>m%</w:t>
+      </w:r>
+      <w:r>
+        <w:rPr>
+          <w:b/>
+          <w:bCs/>
+        </w:rPr>
+        <w:t>'</w:t>
+      </w:r>
+      <w:r>
+        <w:rPr>
+          <w:b/>
+          <w:bCs/>
+        </w:rPr>
+        <w:br/>
+      </w:r>
     </w:p>
     <w:p>
       <w:pPr>
@@ -1479,11 +2878,187 @@
           <w:numId w:val="1"/>
         </w:numPr>
       </w:pPr>
+      <w:r>
+        <w:rPr>
+          <w:sz w:val="21"/>
+          <w:szCs w:val="21"/>
+        </w:rPr>
+        <w:t xml:space="preserve">WAQTD all the employees details working in Dept 1 and who’s employee name </w:t>
+      </w:r>
+      <w:r>
+        <w:rPr>
+          <w:b/>
+          <w:bCs/>
+          <w:sz w:val="21"/>
+          <w:szCs w:val="21"/>
+        </w:rPr>
+        <w:t>DOES NOT CONTAINTS LETTER M</w:t>
+      </w:r>
+      <w:r>
+        <w:rPr>
+          <w:sz w:val="21"/>
+          <w:szCs w:val="21"/>
+        </w:rPr>
+        <w:t xml:space="preserve"> </w:t>
+      </w:r>
+      <w:r>
+        <w:br/>
+      </w:r>
+      <w:r>
+        <w:rPr>
+          <w:b/>
+          <w:bCs/>
+        </w:rPr>
+        <w:t>SELECT</w:t>
+      </w:r>
+      <w:r>
+        <w:t xml:space="preserve"> * </w:t>
+      </w:r>
+      <w:r>
+        <w:rPr>
+          <w:b/>
+          <w:bCs/>
+        </w:rPr>
+        <w:t>FROM</w:t>
+      </w:r>
+      <w:r>
+        <w:t xml:space="preserve"> &lt;Name of the table&gt; </w:t>
+      </w:r>
+      <w:r>
+        <w:rPr>
+          <w:b/>
+          <w:bCs/>
+        </w:rPr>
+        <w:t>WHERE</w:t>
+      </w:r>
+      <w:r>
+        <w:t xml:space="preserve"> </w:t>
+      </w:r>
       <w:proofErr w:type="spellStart"/>
       <w:r>
-        <w:t>Sdfsdf</w:t>
+        <w:t>dept_id</w:t>
       </w:r>
       <w:proofErr w:type="spellEnd"/>
+      <w:r>
+        <w:t xml:space="preserve">=1 </w:t>
+      </w:r>
+      <w:r>
+        <w:rPr>
+          <w:b/>
+          <w:bCs/>
+        </w:rPr>
+        <w:t>AND</w:t>
+      </w:r>
+      <w:r>
+        <w:t xml:space="preserve"> </w:t>
+      </w:r>
+      <w:proofErr w:type="spellStart"/>
+      <w:r>
+        <w:t>emp_name</w:t>
+      </w:r>
+      <w:proofErr w:type="spellEnd"/>
+      <w:r>
+        <w:t xml:space="preserve"> </w:t>
+      </w:r>
+      <w:r>
+        <w:rPr>
+          <w:b/>
+          <w:bCs/>
+        </w:rPr>
+        <w:t>NOT</w:t>
+      </w:r>
+      <w:r>
+        <w:t xml:space="preserve"> </w:t>
+      </w:r>
+      <w:r>
+        <w:rPr>
+          <w:b/>
+          <w:bCs/>
+        </w:rPr>
+        <w:t>LIKE</w:t>
+      </w:r>
+      <w:r>
+        <w:t xml:space="preserve"> </w:t>
+      </w:r>
+      <w:r>
+        <w:rPr>
+          <w:b/>
+          <w:bCs/>
+        </w:rPr>
+        <w:t>'</w:t>
+      </w:r>
+      <w:r>
+        <w:rPr>
+          <w:b/>
+          <w:bCs/>
+        </w:rPr>
+        <w:t>%</w:t>
+      </w:r>
+      <w:r>
+        <w:rPr>
+          <w:b/>
+          <w:bCs/>
+        </w:rPr>
+        <w:t>m%'</w:t>
+      </w:r>
+      <w:r>
+        <w:rPr>
+          <w:b/>
+          <w:bCs/>
+        </w:rPr>
+        <w:br/>
+      </w:r>
+      <w:proofErr w:type="gramStart"/>
+      <w:r>
+        <w:rPr>
+          <w:b/>
+          <w:bCs/>
+        </w:rPr>
+        <w:t>NOTE:-</w:t>
+      </w:r>
+      <w:proofErr w:type="gramEnd"/>
+      <w:r>
+        <w:rPr>
+          <w:b/>
+          <w:bCs/>
+        </w:rPr>
+        <w:t xml:space="preserve"> </w:t>
+      </w:r>
+      <w:r>
+        <w:rPr>
+          <w:b/>
+          <w:bCs/>
+        </w:rPr>
+        <w:br/>
+      </w:r>
+      <w:r>
+        <w:rPr>
+          <w:sz w:val="21"/>
+          <w:szCs w:val="21"/>
+        </w:rPr>
+        <w:sym w:font="Wingdings" w:char="F0E0"/>
+      </w:r>
+      <w:r>
+        <w:rPr>
+          <w:sz w:val="21"/>
+          <w:szCs w:val="21"/>
+        </w:rPr>
+        <w:t xml:space="preserve"> Operators in SQL such as (IN, LIKE, NOT LIKE, BETWEEN, ALL, ANY) can be used ONLY WITH </w:t>
+      </w:r>
+      <w:r>
+        <w:rPr>
+          <w:b/>
+          <w:bCs/>
+        </w:rPr>
+        <w:t>WHERE</w:t>
+      </w:r>
+      <w:r>
+        <w:rPr>
+          <w:b/>
+          <w:bCs/>
+        </w:rPr>
+        <w:t xml:space="preserve"> CLAUSE</w:t>
+      </w:r>
     </w:p>
     <w:p>
       <w:pPr>
@@ -1493,6 +3068,265 @@
           <w:numId w:val="1"/>
         </w:numPr>
       </w:pPr>
+      <w:r>
+        <w:t xml:space="preserve">WAQTD all the </w:t>
+      </w:r>
+      <w:proofErr w:type="gramStart"/>
+      <w:r>
+        <w:t>employees</w:t>
+      </w:r>
+      <w:proofErr w:type="gramEnd"/>
+      <w:r>
+        <w:t xml:space="preserve"> details working in each dept except 3</w:t>
+      </w:r>
+      <w:r>
+        <w:rPr>
+          <w:vertAlign w:val="superscript"/>
+        </w:rPr>
+        <w:t>rd</w:t>
+      </w:r>
+      <w:r>
+        <w:t xml:space="preserve"> Department</w:t>
+      </w:r>
+    </w:p>
+    <w:p>
+      <w:pPr>
+        <w:pStyle w:val="ListParagraph"/>
+      </w:pPr>
+      <w:r>
+        <w:rPr>
+          <w:b/>
+          <w:bCs/>
+        </w:rPr>
+        <w:t>SELECT</w:t>
+      </w:r>
+      <w:r>
+        <w:t xml:space="preserve"> * </w:t>
+      </w:r>
+      <w:r>
+        <w:rPr>
+          <w:b/>
+          <w:bCs/>
+        </w:rPr>
+        <w:t>FROM</w:t>
+      </w:r>
+      <w:r>
+        <w:t xml:space="preserve"> </w:t>
+      </w:r>
+      <w:proofErr w:type="spellStart"/>
+      <w:proofErr w:type="gramStart"/>
+      <w:r>
+        <w:t>practicedatabase.employee</w:t>
+      </w:r>
+      <w:proofErr w:type="gramEnd"/>
+      <w:r>
+        <w:t>_table</w:t>
+      </w:r>
+      <w:proofErr w:type="spellEnd"/>
+      <w:r>
+        <w:t xml:space="preserve"> </w:t>
+      </w:r>
+      <w:r>
+        <w:rPr>
+          <w:b/>
+          <w:bCs/>
+        </w:rPr>
+        <w:t>WHERE</w:t>
+      </w:r>
+      <w:r>
+        <w:t xml:space="preserve"> </w:t>
+      </w:r>
+      <w:proofErr w:type="spellStart"/>
+      <w:r>
+        <w:t>dept_id</w:t>
+      </w:r>
+      <w:proofErr w:type="spellEnd"/>
+      <w:r>
+        <w:t xml:space="preserve"> </w:t>
+      </w:r>
+      <w:r>
+        <w:rPr>
+          <w:b/>
+          <w:bCs/>
+        </w:rPr>
+        <w:t>NOT IN</w:t>
+      </w:r>
+      <w:r>
+        <w:t xml:space="preserve"> </w:t>
+      </w:r>
+      <w:r>
+        <w:rPr>
+          <w:b/>
+          <w:bCs/>
+        </w:rPr>
+        <w:t>(</w:t>
+      </w:r>
+      <w:r>
+        <w:t>3</w:t>
+      </w:r>
+      <w:r>
+        <w:rPr>
+          <w:b/>
+          <w:bCs/>
+        </w:rPr>
+        <w:t>)</w:t>
+      </w:r>
+    </w:p>
+    <w:p>
+      <w:pPr>
+        <w:pStyle w:val="ListParagraph"/>
+        <w:numPr>
+          <w:ilvl w:val="0"/>
+          <w:numId w:val="1"/>
+        </w:numPr>
+      </w:pPr>
+      <w:r>
+        <w:t xml:space="preserve">WAQTD all the </w:t>
+      </w:r>
+      <w:proofErr w:type="gramStart"/>
+      <w:r>
+        <w:t>employees</w:t>
+      </w:r>
+      <w:proofErr w:type="gramEnd"/>
+      <w:r>
+        <w:t xml:space="preserve"> details working only in 3</w:t>
+      </w:r>
+      <w:r>
+        <w:rPr>
+          <w:vertAlign w:val="superscript"/>
+        </w:rPr>
+        <w:t>rd</w:t>
+      </w:r>
+      <w:r>
+        <w:t xml:space="preserve"> Department</w:t>
+      </w:r>
+    </w:p>
+    <w:p>
+      <w:pPr>
+        <w:pStyle w:val="ListParagraph"/>
+      </w:pPr>
+      <w:r>
+        <w:rPr>
+          <w:b/>
+          <w:bCs/>
+        </w:rPr>
+        <w:t>SELECT</w:t>
+      </w:r>
+      <w:r>
+        <w:t xml:space="preserve"> * </w:t>
+      </w:r>
+      <w:r>
+        <w:rPr>
+          <w:b/>
+          <w:bCs/>
+        </w:rPr>
+        <w:t>FROM</w:t>
+      </w:r>
+      <w:r>
+        <w:t xml:space="preserve"> </w:t>
+      </w:r>
+      <w:proofErr w:type="spellStart"/>
+      <w:proofErr w:type="gramStart"/>
+      <w:r>
+        <w:t>practicedatabase.employee</w:t>
+      </w:r>
+      <w:proofErr w:type="gramEnd"/>
+      <w:r>
+        <w:t>_table</w:t>
+      </w:r>
+      <w:proofErr w:type="spellEnd"/>
+      <w:r>
+        <w:t xml:space="preserve"> </w:t>
+      </w:r>
+      <w:r>
+        <w:rPr>
+          <w:b/>
+          <w:bCs/>
+        </w:rPr>
+        <w:t>WHERE</w:t>
+      </w:r>
+      <w:r>
+        <w:t xml:space="preserve"> </w:t>
+      </w:r>
+      <w:proofErr w:type="spellStart"/>
+      <w:r>
+        <w:t>dept_id</w:t>
+      </w:r>
+      <w:proofErr w:type="spellEnd"/>
+      <w:r>
+        <w:t xml:space="preserve"> </w:t>
+      </w:r>
+      <w:r>
+        <w:rPr>
+          <w:b/>
+          <w:bCs/>
+        </w:rPr>
+        <w:t>IN</w:t>
+      </w:r>
+      <w:r>
+        <w:t xml:space="preserve"> </w:t>
+      </w:r>
+      <w:r>
+        <w:rPr>
+          <w:b/>
+          <w:bCs/>
+        </w:rPr>
+        <w:t>(</w:t>
+      </w:r>
+      <w:r>
+        <w:t>3</w:t>
+      </w:r>
+      <w:r>
+        <w:rPr>
+          <w:b/>
+          <w:bCs/>
+        </w:rPr>
+        <w:t>)</w:t>
+      </w:r>
+      <w:r>
+        <w:rPr>
+          <w:b/>
+          <w:bCs/>
+        </w:rPr>
+        <w:br/>
+      </w:r>
+    </w:p>
+    <w:p>
+      <w:pPr>
+        <w:pStyle w:val="ListParagraph"/>
+        <w:numPr>
+          <w:ilvl w:val="0"/>
+          <w:numId w:val="1"/>
+        </w:numPr>
+      </w:pPr>
+      <w:proofErr w:type="spellStart"/>
+      <w:r>
+        <w:t>Sdfsdfsd</w:t>
+      </w:r>
+      <w:proofErr w:type="spellEnd"/>
+    </w:p>
+    <w:p>
+      <w:pPr>
+        <w:pStyle w:val="ListParagraph"/>
+        <w:numPr>
+          <w:ilvl w:val="0"/>
+          <w:numId w:val="1"/>
+        </w:numPr>
+      </w:pPr>
+      <w:proofErr w:type="spellStart"/>
+      <w:r>
+        <w:t>Sdfsdf</w:t>
+      </w:r>
+      <w:proofErr w:type="spellEnd"/>
+    </w:p>
+    <w:p>
+      <w:pPr>
+        <w:pStyle w:val="ListParagraph"/>
+        <w:numPr>
+          <w:ilvl w:val="0"/>
+          <w:numId w:val="1"/>
+        </w:numPr>
+      </w:pPr>
       <w:proofErr w:type="spellStart"/>
       <w:r>
         <w:t>sd</w:t>
@@ -1504,7 +3338,7 @@
     </w:p>
     <w:sectPr>
       <w:pgSz w:w="12240" w:h="15840"/>
-      <w:pgMar w:top="720" w:right="720" w:bottom="720" w:left="720" w:header="720" w:footer="720" w:gutter="0"/>
+      <w:pgMar w:top="720" w:right="540" w:bottom="720" w:left="450" w:header="720" w:footer="720" w:gutter="0"/>
       <w:cols w:space="720"/>
       <w:docGrid w:linePitch="360"/>
     </w:sectPr>
@@ -1513,8 +3347,97 @@
 </file>
 
 <file path=word/numbering.xml><?xml version="1.0" encoding="utf-8"?>
-<w:numbering xmlns:wpc="http://schemas.microsoft.com/office/word/2010/wordprocessingCanvas" xmlns:cx="http://schemas.microsoft.com/office/drawing/2014/chartex" xmlns:cx1="http://schemas.microsoft.com/office/drawing/2015/9/8/chartex" xmlns:cx2="http://schemas.microsoft.com/office/drawing/2015/10/21/chartex" xmlns:cx3="http://schemas.microsoft.com/office/drawing/2016/5/9/chartex" xmlns:cx4="http://schemas.microsoft.com/office/drawing/2016/5/10/chartex" xmlns:cx5="http://schemas.microsoft.com/office/drawing/2016/5/11/chartex" xmlns:cx6="http://schemas.microsoft.com/office/drawing/2016/5/12/chartex" xmlns:cx7="http://schemas.microsoft.com/office/drawing/2016/5/13/chartex" xmlns:cx8="http://schemas.microsoft.com/office/drawing/2016/5/14/chartex" xmlns:mc="http://schemas.openxmlformats.org/markup-compatibility/2006" xmlns:aink="http://schemas.microsoft.com/office/drawing/2016/ink" xmlns:am3d="http://schemas.microsoft.com/office/drawing/2017/model3d" xmlns:o="urn:schemas-microsoft-com:office:office" xmlns:oel="http://schemas.microsoft.com/office/2019/extlst" xmlns:r="http://schemas.openxmlformats.org/officeDocument/2006/relationships" xmlns:m="http://schemas.openxmlformats.org/officeDocument/2006/math" xmlns:v="urn:schemas-microsoft-com:vml" xmlns:wp14="http://schemas.microsoft.com/office/word/2010/wordprocessingDrawing" xmlns:wp="http://schemas.openxmlformats.org/drawingml/2006/wordprocessingDrawing" xmlns:w10="urn:schemas-microsoft-com:office:word" xmlns:w="http://schemas.openxmlformats.org/wordprocessingml/2006/main" xmlns:w14="http://schemas.microsoft.com/office/word/2010/wordml" xmlns:w15="http://schemas.microsoft.com/office/word/2012/wordml" xmlns:w16cex="http://schemas.microsoft.com/office/word/2018/wordml/cex" xmlns:w16cid="http://schemas.microsoft.com/office/word/2016/wordml/cid" xmlns:w16="http://schemas.microsoft.com/office/word/2018/wordml" xmlns:w16sdtdh="http://schemas.microsoft.com/office/word/2020/wordml/sdtdatahash" xmlns:w16se="http://schemas.microsoft.com/office/word/2015/wordml/symex" xmlns:wpg="http://schemas.microsoft.com/office/word/2010/wordprocessingGroup" xmlns:wpi="http://schemas.microsoft.com/office/word/2010/wordprocessingInk" xmlns:wne="http://schemas.microsoft.com/office/word/2006/wordml" xmlns:wps="http://schemas.microsoft.com/office/word/2010/wordprocessingShape" mc:Ignorable="w14 w15 w16se w16cid w16 w16cex w16sdtdh wp14">
+<w:numbering xmlns:wpc="http://schemas.microsoft.com/office/word/2010/wordprocessingCanvas" xmlns:cx="http://schemas.microsoft.com/office/drawing/2014/chartex" xmlns:cx1="http://schemas.microsoft.com/office/drawing/2015/9/8/chartex" xmlns:cx2="http://schemas.microsoft.com/office/drawing/2015/10/21/chartex" xmlns:cx3="http://schemas.microsoft.com/office/drawing/2016/5/9/chartex" xmlns:cx4="http://schemas.microsoft.com/office/drawing/2016/5/10/chartex" xmlns:cx5="http://schemas.microsoft.com/office/drawing/2016/5/11/chartex" xmlns:cx6="http://schemas.microsoft.com/office/drawing/2016/5/12/chartex" xmlns:cx7="http://schemas.microsoft.com/office/drawing/2016/5/13/chartex" xmlns:cx8="http://schemas.microsoft.com/office/drawing/2016/5/14/chartex" xmlns:mc="http://schemas.openxmlformats.org/markup-compatibility/2006" xmlns:aink="http://schemas.microsoft.com/office/drawing/2016/ink" xmlns:am3d="http://schemas.microsoft.com/office/drawing/2017/model3d" xmlns:o="urn:schemas-microsoft-com:office:office" xmlns:oel="http://schemas.microsoft.com/office/2019/extlst" xmlns:r="http://schemas.openxmlformats.org/officeDocument/2006/relationships" xmlns:m="http://schemas.openxmlformats.org/officeDocument/2006/math" xmlns:v="urn:schemas-microsoft-com:vml" xmlns:wp14="http://schemas.microsoft.com/office/word/2010/wordprocessingDrawing" xmlns:wp="http://schemas.openxmlformats.org/drawingml/2006/wordprocessingDrawing" xmlns:w10="urn:schemas-microsoft-com:office:word" xmlns:w="http://schemas.openxmlformats.org/wordprocessingml/2006/main" xmlns:w14="http://schemas.microsoft.com/office/word/2010/wordml" xmlns:w15="http://schemas.microsoft.com/office/word/2012/wordml" xmlns:w16cex="http://schemas.microsoft.com/office/word/2018/wordml/cex" xmlns:w16cid="http://schemas.microsoft.com/office/word/2016/wordml/cid" xmlns:w16="http://schemas.microsoft.com/office/word/2018/wordml" xmlns:w16du="http://schemas.microsoft.com/office/word/2023/wordml/word16du" xmlns:w16sdtdh="http://schemas.microsoft.com/office/word/2020/wordml/sdtdatahash" xmlns:w16se="http://schemas.microsoft.com/office/word/2015/wordml/symex" xmlns:wpg="http://schemas.microsoft.com/office/word/2010/wordprocessingGroup" xmlns:wpi="http://schemas.microsoft.com/office/word/2010/wordprocessingInk" xmlns:wne="http://schemas.microsoft.com/office/word/2006/wordml" xmlns:wps="http://schemas.microsoft.com/office/word/2010/wordprocessingShape" mc:Ignorable="w14 w15 w16se w16cid w16 w16cex w16sdtdh w16du wp14">
   <w:abstractNum w:abstractNumId="0" w15:restartNumberingAfterBreak="0">
+    <w:nsid w:val="0A0E6A49"/>
+    <w:multiLevelType w:val="hybridMultilevel"/>
+    <w:tmpl w:val="7C4CF268"/>
+    <w:lvl w:ilvl="0" w:tplc="FFFFFFFF">
+      <w:start w:val="1"/>
+      <w:numFmt w:val="decimal"/>
+      <w:lvlText w:val="%1."/>
+      <w:lvlJc w:val="left"/>
+      <w:pPr>
+        <w:ind w:left="720" w:hanging="360"/>
+      </w:pPr>
+      <w:rPr>
+        <w:rFonts w:hint="default"/>
+      </w:rPr>
+    </w:lvl>
+    <w:lvl w:ilvl="1" w:tplc="FFFFFFFF" w:tentative="1">
+      <w:start w:val="1"/>
+      <w:numFmt w:val="lowerLetter"/>
+      <w:lvlText w:val="%2."/>
+      <w:lvlJc w:val="left"/>
+      <w:pPr>
+        <w:ind w:left="1440" w:hanging="360"/>
+      </w:pPr>
+    </w:lvl>
+    <w:lvl w:ilvl="2" w:tplc="FFFFFFFF" w:tentative="1">
+      <w:start w:val="1"/>
+      <w:numFmt w:val="lowerRoman"/>
+      <w:lvlText w:val="%3."/>
+      <w:lvlJc w:val="right"/>
+      <w:pPr>
+        <w:ind w:left="2160" w:hanging="180"/>
+      </w:pPr>
+    </w:lvl>
+    <w:lvl w:ilvl="3" w:tplc="FFFFFFFF" w:tentative="1">
+      <w:start w:val="1"/>
+      <w:numFmt w:val="decimal"/>
+      <w:lvlText w:val="%4."/>
+      <w:lvlJc w:val="left"/>
+      <w:pPr>
+        <w:ind w:left="2880" w:hanging="360"/>
+      </w:pPr>
+    </w:lvl>
+    <w:lvl w:ilvl="4" w:tplc="FFFFFFFF" w:tentative="1">
+      <w:start w:val="1"/>
+      <w:numFmt w:val="lowerLetter"/>
+      <w:lvlText w:val="%5."/>
+      <w:lvlJc w:val="left"/>
+      <w:pPr>
+        <w:ind w:left="3600" w:hanging="360"/>
+      </w:pPr>
+    </w:lvl>
+    <w:lvl w:ilvl="5" w:tplc="FFFFFFFF" w:tentative="1">
+      <w:start w:val="1"/>
+      <w:numFmt w:val="lowerRoman"/>
+      <w:lvlText w:val="%6."/>
+      <w:lvlJc w:val="right"/>
+      <w:pPr>
+        <w:ind w:left="4320" w:hanging="180"/>
+      </w:pPr>
+    </w:lvl>
+    <w:lvl w:ilvl="6" w:tplc="FFFFFFFF" w:tentative="1">
+      <w:start w:val="1"/>
+      <w:numFmt w:val="decimal"/>
+      <w:lvlText w:val="%7."/>
+      <w:lvlJc w:val="left"/>
+      <w:pPr>
+        <w:ind w:left="5040" w:hanging="360"/>
+      </w:pPr>
+    </w:lvl>
+    <w:lvl w:ilvl="7" w:tplc="FFFFFFFF" w:tentative="1">
+      <w:start w:val="1"/>
+      <w:numFmt w:val="lowerLetter"/>
+      <w:lvlText w:val="%8."/>
+      <w:lvlJc w:val="left"/>
+      <w:pPr>
+        <w:ind w:left="5760" w:hanging="360"/>
+      </w:pPr>
+    </w:lvl>
+    <w:lvl w:ilvl="8" w:tplc="FFFFFFFF" w:tentative="1">
+      <w:start w:val="1"/>
+      <w:numFmt w:val="lowerRoman"/>
+      <w:lvlText w:val="%9."/>
+      <w:lvlJc w:val="right"/>
+      <w:pPr>
+        <w:ind w:left="6480" w:hanging="180"/>
+      </w:pPr>
+    </w:lvl>
+  </w:abstractNum>
+  <w:abstractNum w:abstractNumId="1" w15:restartNumberingAfterBreak="0">
     <w:nsid w:val="217660AF"/>
     <w:multiLevelType w:val="hybridMultilevel"/>
     <w:tmpl w:val="7C4CF268"/>
@@ -1604,13 +3527,16 @@
     </w:lvl>
   </w:abstractNum>
   <w:num w:numId="1" w16cid:durableId="1568682281">
+    <w:abstractNumId w:val="1"/>
+  </w:num>
+  <w:num w:numId="2" w16cid:durableId="936137838">
     <w:abstractNumId w:val="0"/>
   </w:num>
 </w:numbering>
 </file>
 
 <file path=word/styles.xml><?xml version="1.0" encoding="utf-8"?>
-<w:styles xmlns:mc="http://schemas.openxmlformats.org/markup-compatibility/2006" xmlns:r="http://schemas.openxmlformats.org/officeDocument/2006/relationships" xmlns:w="http://schemas.openxmlformats.org/wordprocessingml/2006/main" xmlns:w14="http://schemas.microsoft.com/office/word/2010/wordml" xmlns:w15="http://schemas.microsoft.com/office/word/2012/wordml" xmlns:w16cex="http://schemas.microsoft.com/office/word/2018/wordml/cex" xmlns:w16cid="http://schemas.microsoft.com/office/word/2016/wordml/cid" xmlns:w16="http://schemas.microsoft.com/office/word/2018/wordml" xmlns:w16sdtdh="http://schemas.microsoft.com/office/word/2020/wordml/sdtdatahash" xmlns:w16se="http://schemas.microsoft.com/office/word/2015/wordml/symex" mc:Ignorable="w14 w15 w16se w16cid w16 w16cex w16sdtdh">
+<w:styles xmlns:mc="http://schemas.openxmlformats.org/markup-compatibility/2006" xmlns:r="http://schemas.openxmlformats.org/officeDocument/2006/relationships" xmlns:w="http://schemas.openxmlformats.org/wordprocessingml/2006/main" xmlns:w14="http://schemas.microsoft.com/office/word/2010/wordml" xmlns:w15="http://schemas.microsoft.com/office/word/2012/wordml" xmlns:w16cex="http://schemas.microsoft.com/office/word/2018/wordml/cex" xmlns:w16cid="http://schemas.microsoft.com/office/word/2016/wordml/cid" xmlns:w16="http://schemas.microsoft.com/office/word/2018/wordml" xmlns:w16du="http://schemas.microsoft.com/office/word/2023/wordml/word16du" xmlns:w16sdtdh="http://schemas.microsoft.com/office/word/2020/wordml/sdtdatahash" xmlns:w16se="http://schemas.microsoft.com/office/word/2015/wordml/symex" mc:Ignorable="w14 w15 w16se w16cid w16 w16cex w16sdtdh w16du">
   <w:docDefaults>
     <w:rPrDefault>
       <w:rPr>

--- a/SQL_INTERVIEW_QUESTIONS_WITH_ANSWER_EXPLAINED.docx
+++ b/SQL_INTERVIEW_QUESTIONS_WITH_ANSWER_EXPLAINED.docx
@@ -608,13 +608,6 @@
           <w:bCs/>
         </w:rPr>
         <w:t xml:space="preserve"> ]</w:t>
-      </w:r>
-      <w:r>
-        <w:rPr>
-          <w:b/>
-          <w:bCs/>
-        </w:rPr>
-        <w:br/>
       </w:r>
     </w:p>
     <w:p>
@@ -953,15 +946,6 @@
           </wp:inline>
         </w:drawing>
       </w:r>
-      <w:r>
-        <w:rPr>
-          <w:rFonts w:ascii="Arial" w:hAnsi="Arial" w:cs="Arial"/>
-          <w:color w:val="000000"/>
-          <w:sz w:val="21"/>
-          <w:szCs w:val="21"/>
-        </w:rPr>
-        <w:br/>
-      </w:r>
     </w:p>
     <w:p>
       <w:pPr>
@@ -972,85 +956,86 @@
         </w:numPr>
       </w:pPr>
       <w:r>
-        <w:t xml:space="preserve">Write a SQL Query to do </w:t>
-      </w:r>
-      <w:r>
-        <w:rPr>
-          <w:b/>
-          <w:bCs/>
-        </w:rPr>
-        <w:t>Normal or Cartesian JOIN</w:t>
-      </w:r>
-      <w:r>
-        <w:rPr>
-          <w:b/>
-          <w:bCs/>
-        </w:rPr>
+        <w:t xml:space="preserve">What are the </w:t>
+      </w:r>
+      <w:r>
+        <w:rPr>
+          <w:b/>
+          <w:bCs/>
+        </w:rPr>
+        <w:t>different types</w:t>
+      </w:r>
+      <w:r>
+        <w:t xml:space="preserve"> of</w:t>
+      </w:r>
+      <w:r>
+        <w:rPr>
+          <w:b/>
+          <w:bCs/>
+        </w:rPr>
+        <w:t xml:space="preserve"> JOINS</w:t>
+      </w:r>
+      <w:r>
+        <w:t xml:space="preserve"> in</w:t>
+      </w:r>
+      <w:r>
+        <w:rPr>
+          <w:b/>
+          <w:bCs/>
+        </w:rPr>
+        <w:t xml:space="preserve"> SQL</w:t>
+      </w:r>
+      <w:r>
+        <w:t>?</w:t>
+      </w:r>
+      <w:r>
         <w:br/>
       </w:r>
       <w:proofErr w:type="gramStart"/>
       <w:r>
+        <w:rPr>
+          <w:b/>
+          <w:bCs/>
+          <w:sz w:val="18"/>
+          <w:szCs w:val="16"/>
+          <w:u w:val="single"/>
+        </w:rPr>
         <w:t>Ans:-</w:t>
       </w:r>
       <w:proofErr w:type="gramEnd"/>
       <w:r>
         <w:br/>
-        <w:t>In Normal Join or Cartesian Join it will join the two tables and the result table will have both matched and unmatched records (therefore the output will not be efficient, so we generally don’t use this)</w:t>
-      </w:r>
-      <w:r>
-        <w:br/>
-      </w:r>
-      <w:r>
-        <w:rPr>
-          <w:b/>
-          <w:bCs/>
-        </w:rPr>
-        <w:t>SELECT</w:t>
-      </w:r>
-      <w:r>
-        <w:t xml:space="preserve"> * </w:t>
-      </w:r>
-      <w:r>
-        <w:br/>
-      </w:r>
-      <w:r>
-        <w:rPr>
-          <w:b/>
-          <w:bCs/>
-        </w:rPr>
-        <w:t>FROM</w:t>
-      </w:r>
-      <w:r>
-        <w:t xml:space="preserve"> </w:t>
-      </w:r>
-      <w:r>
-        <w:t>&lt;name of Table 1&gt;</w:t>
-      </w:r>
-      <w:r>
-        <w:br/>
-      </w:r>
-      <w:r>
-        <w:rPr>
-          <w:b/>
-          <w:bCs/>
-        </w:rPr>
-        <w:lastRenderedPageBreak/>
-        <w:t>JOIN</w:t>
-      </w:r>
-      <w:r>
-        <w:t xml:space="preserve"> &lt;</w:t>
-      </w:r>
-      <w:r>
-        <w:t xml:space="preserve"> </w:t>
-      </w:r>
-      <w:r>
-        <w:t>name of Table 2&gt;</w:t>
-      </w:r>
-      <w:r>
-        <w:t>;</w:t>
-      </w:r>
-      <w:r>
-        <w:br/>
+        <w:t>1. INNER JOIN</w:t>
+      </w:r>
+      <w:r>
+        <w:t xml:space="preserve"> or JOIN</w:t>
+      </w:r>
+      <w:r>
+        <w:br/>
+        <w:t>2. OUTER JOIN</w:t>
+      </w:r>
+      <w:r>
+        <w:br/>
+        <w:t xml:space="preserve">        a. LEFT OUTER JOIN</w:t>
+      </w:r>
+      <w:r>
+        <w:br/>
+        <w:t xml:space="preserve">        b. RIGHT OUTER JOIN</w:t>
+      </w:r>
+      <w:r>
+        <w:br/>
+        <w:t xml:space="preserve">        c. FULL OUTER JOIN</w:t>
+      </w:r>
+      <w:r>
+        <w:br/>
+        <w:t>3. CROSS JOIN</w:t>
+      </w:r>
+      <w:r>
+        <w:t xml:space="preserve"> or Cartesian Join</w:t>
+      </w:r>
+      <w:r>
+        <w:br/>
+        <w:t>4. SELF JOIN</w:t>
       </w:r>
       <w:r>
         <w:br/>
@@ -1065,149 +1050,260 @@
         </w:numPr>
       </w:pPr>
       <w:r>
-        <w:t xml:space="preserve">Write a SQL Join Query fetch </w:t>
-      </w:r>
-      <w:r>
-        <w:rPr>
-          <w:b/>
-          <w:bCs/>
-        </w:rPr>
-        <w:t>MAX salary</w:t>
-      </w:r>
-      <w:r>
-        <w:t xml:space="preserve"> with</w:t>
-      </w:r>
-      <w:r>
-        <w:rPr>
-          <w:b/>
-          <w:bCs/>
-        </w:rPr>
-        <w:t xml:space="preserve"> </w:t>
+        <w:lastRenderedPageBreak/>
+        <w:t>What is mean by Normalization and Its Types in SQL?</w:t>
+      </w:r>
+      <w:r>
+        <w:br/>
+      </w:r>
+      <w:proofErr w:type="gramStart"/>
+      <w:r>
+        <w:t>Ans:-</w:t>
+      </w:r>
+      <w:proofErr w:type="gramEnd"/>
+      <w:r>
+        <w:br/>
+        <w:t>Normalization is a process of organizing data in Relational database, to avoid the DATA REDUNDENCY and Insertion Anomaly, Update Anomaly, Delete Anomaly in SQL</w:t>
+      </w:r>
+      <w:r>
+        <w:br/>
+      </w:r>
+      <w:r>
+        <w:br/>
+      </w:r>
+      <w:r>
+        <w:rPr>
+          <w:b/>
+          <w:bCs/>
+          <w:u w:val="single"/>
+        </w:rPr>
+        <w:t>Types of Normalization:-</w:t>
+      </w:r>
+      <w:r>
+        <w:rPr>
+          <w:b/>
+          <w:bCs/>
+          <w:u w:val="single"/>
+        </w:rPr>
+        <w:br/>
+      </w:r>
+      <w:r>
+        <w:t>1. 1</w:t>
+      </w:r>
+      <w:r>
+        <w:rPr>
+          <w:vertAlign w:val="superscript"/>
+        </w:rPr>
+        <w:t>st</w:t>
+      </w:r>
+      <w:r>
+        <w:t xml:space="preserve"> Normal Form (1 NF)</w:t>
+      </w:r>
+      <w:r>
+        <w:t xml:space="preserve"> </w:t>
+      </w:r>
+      <w:r>
+        <w:sym w:font="Wingdings" w:char="F0E0"/>
+      </w:r>
+      <w:r>
+        <w:t xml:space="preserve"> In Each cell of RDBMS only single value must be present [ </w:t>
       </w:r>
       <w:proofErr w:type="spellStart"/>
-      <w:r>
-        <w:rPr>
-          <w:b/>
-          <w:bCs/>
-        </w:rPr>
-        <w:t>dept_name</w:t>
+      <w:proofErr w:type="gramStart"/>
+      <w:r>
+        <w:t>ie</w:t>
       </w:r>
       <w:proofErr w:type="spellEnd"/>
       <w:r>
-        <w:rPr>
-          <w:b/>
-          <w:bCs/>
-        </w:rPr>
-        <w:br/>
-      </w:r>
-      <w:r>
-        <w:rPr>
-          <w:b/>
-          <w:bCs/>
-        </w:rPr>
-        <w:br/>
-      </w:r>
-      <w:r>
-        <w:rPr>
-          <w:b/>
-          <w:bCs/>
-        </w:rPr>
-        <w:t>SELECT</w:t>
-      </w:r>
-      <w:r>
-        <w:t xml:space="preserve"> </w:t>
+        <w:t>:-</w:t>
+      </w:r>
+      <w:proofErr w:type="gramEnd"/>
+      <w:r>
+        <w:t xml:space="preserve"> multiple values inside single cell is not allowed ]</w:t>
+      </w:r>
+      <w:r>
+        <w:br/>
+      </w:r>
+      <w:r>
+        <w:br/>
+        <w:t>2. 2</w:t>
+      </w:r>
+      <w:r>
+        <w:rPr>
+          <w:vertAlign w:val="superscript"/>
+        </w:rPr>
+        <w:t>nd</w:t>
+      </w:r>
+      <w:r>
+        <w:t xml:space="preserve"> Normal Form </w:t>
+      </w:r>
+      <w:r>
+        <w:t>(</w:t>
+      </w:r>
+      <w:r>
+        <w:t>2</w:t>
+      </w:r>
+      <w:r>
+        <w:t xml:space="preserve"> NF)</w:t>
+      </w:r>
+      <w:r>
+        <w:t xml:space="preserve"> </w:t>
+      </w:r>
+      <w:r>
+        <w:sym w:font="Wingdings" w:char="F0E0"/>
+      </w:r>
+      <w:r>
+        <w:t xml:space="preserve"> </w:t>
+      </w:r>
+      <w:r>
+        <w:t xml:space="preserve">It should satisfy 1NF + No partial dependency should be there in a table [ </w:t>
       </w:r>
       <w:proofErr w:type="spellStart"/>
-      <w:r>
-        <w:t>de</w:t>
-      </w:r>
-      <w:r>
-        <w:t>pt_name</w:t>
+      <w:proofErr w:type="gramStart"/>
+      <w:r>
+        <w:t>ie</w:t>
       </w:r>
       <w:proofErr w:type="spellEnd"/>
       <w:r>
-        <w:t xml:space="preserve">, </w:t>
-      </w:r>
+        <w:t>:-</w:t>
+      </w:r>
+      <w:proofErr w:type="gramEnd"/>
+      <w:r>
+        <w:t xml:space="preserve"> Foreign Key should not be a combination of 2 or more column data’s ]</w:t>
+      </w:r>
+      <w:r>
+        <w:br/>
+      </w:r>
+      <w:r>
+        <w:br/>
+        <w:t>3. 3</w:t>
+      </w:r>
+      <w:r>
+        <w:rPr>
+          <w:vertAlign w:val="superscript"/>
+        </w:rPr>
+        <w:t>rd</w:t>
+      </w:r>
+      <w:r>
+        <w:t xml:space="preserve"> Normal Form </w:t>
+      </w:r>
+      <w:r>
+        <w:t>(</w:t>
+      </w:r>
+      <w:r>
+        <w:t>3</w:t>
+      </w:r>
+      <w:r>
+        <w:t xml:space="preserve"> NF)</w:t>
+      </w:r>
+      <w:r>
+        <w:t xml:space="preserve"> </w:t>
+      </w:r>
+      <w:r>
+        <w:sym w:font="Wingdings" w:char="F0E0"/>
+      </w:r>
+      <w:r>
+        <w:t xml:space="preserve"> It should satisfy 2NF + Should not have Transitive functional dependency [ </w:t>
+      </w:r>
+      <w:proofErr w:type="spellStart"/>
       <w:proofErr w:type="gramStart"/>
       <w:r>
-        <w:rPr>
-          <w:b/>
-          <w:bCs/>
-        </w:rPr>
-        <w:t>MAX(</w:t>
+        <w:t>ie</w:t>
+      </w:r>
+      <w:proofErr w:type="spellEnd"/>
+      <w:r>
+        <w:t>:-</w:t>
       </w:r>
       <w:proofErr w:type="gramEnd"/>
       <w:r>
-        <w:t>salary</w:t>
-      </w:r>
-      <w:r>
-        <w:rPr>
-          <w:b/>
-          <w:bCs/>
-        </w:rPr>
-        <w:t>)</w:t>
-      </w:r>
-      <w:r>
-        <w:br/>
-      </w:r>
-      <w:r>
-        <w:rPr>
-          <w:b/>
-          <w:bCs/>
-        </w:rPr>
-        <w:t>FROM</w:t>
-      </w:r>
-      <w:r>
-        <w:t xml:space="preserve"> &lt;Name of Table 1&gt; &lt;reference variable1&gt; </w:t>
-      </w:r>
-      <w:r>
-        <w:rPr>
-          <w:b/>
-          <w:bCs/>
-        </w:rPr>
-        <w:t>RIGHT JOIN</w:t>
-      </w:r>
-      <w:r>
-        <w:t xml:space="preserve"> &lt;Name of Table 2&gt; &lt;reference variable2&gt;</w:t>
-      </w:r>
-      <w:r>
-        <w:br/>
-      </w:r>
-      <w:r>
-        <w:rPr>
-          <w:b/>
-          <w:bCs/>
-        </w:rPr>
-        <w:t>ON</w:t>
-      </w:r>
-      <w:r>
-        <w:t xml:space="preserve"> variable1.FK of the table </w:t>
-      </w:r>
-      <w:r>
-        <w:rPr>
-          <w:b/>
-          <w:bCs/>
-        </w:rPr>
-        <w:t xml:space="preserve">= </w:t>
-      </w:r>
-      <w:r>
-        <w:t xml:space="preserve"> variable2.PK of the table</w:t>
-      </w:r>
-      <w:r>
-        <w:br/>
-      </w:r>
-      <w:r>
-        <w:rPr>
-          <w:b/>
-          <w:bCs/>
-        </w:rPr>
-        <w:t>GROUP BY</w:t>
-      </w:r>
-      <w:r>
-        <w:t xml:space="preserve"> &lt;Col name based on which Col we need to Group&gt;</w:t>
-      </w:r>
-      <w:r>
-        <w:br/>
+        <w:t xml:space="preserve"> A dependence on B &amp; B </w:t>
+      </w:r>
+      <w:r>
+        <w:t xml:space="preserve">dependence on </w:t>
+      </w:r>
+      <w:r>
+        <w:t xml:space="preserve">C &amp; C </w:t>
+      </w:r>
+      <w:r>
+        <w:t xml:space="preserve">dependence on </w:t>
+      </w:r>
+      <w:r>
+        <w:t>A ] in this case C is indirectly dependent on A.</w:t>
+      </w:r>
+      <w:r>
+        <w:br/>
+      </w:r>
+      <w:r>
+        <w:br/>
+        <w:t>4. Boyce-Codd Normal Form (BCNF) or</w:t>
+      </w:r>
+      <w:r>
+        <w:t xml:space="preserve"> Strict Version of BCNF or</w:t>
+      </w:r>
+      <w:r>
+        <w:t xml:space="preserve"> 3.5</w:t>
+      </w:r>
+      <w:proofErr w:type="gramStart"/>
+      <w:r>
+        <w:rPr>
+          <w:vertAlign w:val="superscript"/>
+        </w:rPr>
+        <w:t>th</w:t>
+      </w:r>
+      <w:r>
+        <w:rPr>
+          <w:vertAlign w:val="superscript"/>
+        </w:rPr>
+        <w:t xml:space="preserve"> </w:t>
+      </w:r>
+      <w:r>
+        <w:t xml:space="preserve"> Normal</w:t>
+      </w:r>
+      <w:proofErr w:type="gramEnd"/>
+      <w:r>
+        <w:t xml:space="preserve"> Form</w:t>
+      </w:r>
+      <w:r>
+        <w:t xml:space="preserve"> </w:t>
+      </w:r>
+      <w:r>
+        <w:sym w:font="Wingdings" w:char="F0E0"/>
+      </w:r>
+      <w:r>
+        <w:t xml:space="preserve"> only for mapping relation between 2 table we can have separate table, So that we can avoid the redundancy in SQL tables.</w:t>
+      </w:r>
+      <w:r>
+        <w:br/>
+      </w:r>
+      <w:r>
+        <w:br/>
+        <w:t>5. 4</w:t>
+      </w:r>
+      <w:r>
+        <w:rPr>
+          <w:vertAlign w:val="superscript"/>
+        </w:rPr>
+        <w:t>th</w:t>
+      </w:r>
+      <w:r>
+        <w:t xml:space="preserve"> Normal Form (4 NF)</w:t>
+      </w:r>
+      <w:r>
+        <w:br/>
+        <w:t>6. 5</w:t>
+      </w:r>
+      <w:r>
+        <w:rPr>
+          <w:vertAlign w:val="superscript"/>
+        </w:rPr>
+        <w:t>th</w:t>
+      </w:r>
+      <w:r>
+        <w:t xml:space="preserve"> Normal Form (5NF)</w:t>
+      </w:r>
+      <w:r>
+        <w:br/>
+        <w:t xml:space="preserve"> </w:t>
       </w:r>
     </w:p>
     <w:p>
@@ -1219,13 +1315,72 @@
         </w:numPr>
       </w:pPr>
       <w:r>
-        <w:t>Write a SQL JOIN Query to fetch using Inner join?</w:t>
+        <w:t xml:space="preserve">What is </w:t>
+      </w:r>
+      <w:proofErr w:type="spellStart"/>
+      <w:r>
+        <w:t>DeNormalization</w:t>
+      </w:r>
+      <w:proofErr w:type="spellEnd"/>
+      <w:r>
+        <w:t xml:space="preserve"> in SQL?</w:t>
+      </w:r>
+      <w:r>
+        <w:br/>
+      </w:r>
+      <w:proofErr w:type="gramStart"/>
+      <w:r>
+        <w:t>Ans:-</w:t>
+      </w:r>
+      <w:proofErr w:type="gramEnd"/>
+      <w:r>
+        <w:br/>
+        <w:t>It is nothing but a REVERS FORM OF NORMALIZATION, which is nothing but having redundant values in a table, this is used in a PRESENTATION Fields, such as ETL, Power</w:t>
+      </w:r>
+      <w:r>
+        <w:t xml:space="preserve"> </w:t>
+      </w:r>
+      <w:r>
+        <w:t>BI, IISC, Etc..!</w:t>
       </w:r>
     </w:p>
     <w:p>
       <w:pPr>
         <w:pStyle w:val="ListParagraph"/>
-      </w:pPr>
+        <w:numPr>
+          <w:ilvl w:val="0"/>
+          <w:numId w:val="1"/>
+        </w:numPr>
+      </w:pPr>
+      <w:r>
+        <w:t xml:space="preserve">Write a SQL Query to do </w:t>
+      </w:r>
+      <w:r>
+        <w:rPr>
+          <w:b/>
+          <w:bCs/>
+        </w:rPr>
+        <w:t>Normal or Cartesian JOIN</w:t>
+      </w:r>
+      <w:r>
+        <w:rPr>
+          <w:b/>
+          <w:bCs/>
+        </w:rPr>
+        <w:br/>
+      </w:r>
+      <w:proofErr w:type="gramStart"/>
+      <w:r>
+        <w:t>Ans:-</w:t>
+      </w:r>
+      <w:proofErr w:type="gramEnd"/>
+      <w:r>
+        <w:br/>
+        <w:t>In Normal Join or Cartesian Join it will join the two tables and the result table will have both matched and unmatched records (therefore the output will not be efficient, so we generally don’t use this)</w:t>
+      </w:r>
+      <w:r>
+        <w:br/>
+      </w:r>
       <w:r>
         <w:rPr>
           <w:b/>
@@ -1234,13 +1389,137 @@
         <w:t>SELECT</w:t>
       </w:r>
       <w:r>
-        <w:t xml:space="preserve"> *</w:t>
+        <w:t xml:space="preserve"> * </w:t>
+      </w:r>
+      <w:r>
+        <w:br/>
+      </w:r>
+      <w:r>
+        <w:rPr>
+          <w:b/>
+          <w:bCs/>
+        </w:rPr>
+        <w:t>FROM</w:t>
+      </w:r>
+      <w:r>
+        <w:t xml:space="preserve"> </w:t>
+      </w:r>
+      <w:r>
+        <w:t>&lt;name of Table 1&gt;</w:t>
+      </w:r>
+      <w:r>
+        <w:br/>
+      </w:r>
+      <w:r>
+        <w:rPr>
+          <w:b/>
+          <w:bCs/>
+        </w:rPr>
+        <w:t>JOIN</w:t>
+      </w:r>
+      <w:r>
+        <w:t xml:space="preserve"> &lt;</w:t>
+      </w:r>
+      <w:r>
+        <w:t xml:space="preserve"> </w:t>
+      </w:r>
+      <w:r>
+        <w:t>name of Table 2&gt;</w:t>
+      </w:r>
+      <w:r>
+        <w:t>;</w:t>
+      </w:r>
+      <w:r>
+        <w:br/>
       </w:r>
     </w:p>
     <w:p>
       <w:pPr>
         <w:pStyle w:val="ListParagraph"/>
-      </w:pPr>
+        <w:numPr>
+          <w:ilvl w:val="0"/>
+          <w:numId w:val="1"/>
+        </w:numPr>
+      </w:pPr>
+      <w:r>
+        <w:t xml:space="preserve">Write a SQL Join Query fetch </w:t>
+      </w:r>
+      <w:r>
+        <w:rPr>
+          <w:b/>
+          <w:bCs/>
+        </w:rPr>
+        <w:t>MAX salary</w:t>
+      </w:r>
+      <w:r>
+        <w:t xml:space="preserve"> with</w:t>
+      </w:r>
+      <w:r>
+        <w:rPr>
+          <w:b/>
+          <w:bCs/>
+        </w:rPr>
+        <w:t xml:space="preserve"> </w:t>
+      </w:r>
+      <w:proofErr w:type="spellStart"/>
+      <w:r>
+        <w:rPr>
+          <w:b/>
+          <w:bCs/>
+        </w:rPr>
+        <w:t>dept_name</w:t>
+      </w:r>
+      <w:proofErr w:type="spellEnd"/>
+      <w:r>
+        <w:rPr>
+          <w:b/>
+          <w:bCs/>
+        </w:rPr>
+        <w:br/>
+      </w:r>
+      <w:r>
+        <w:rPr>
+          <w:b/>
+          <w:bCs/>
+        </w:rPr>
+        <w:t>SELECT</w:t>
+      </w:r>
+      <w:r>
+        <w:t xml:space="preserve"> </w:t>
+      </w:r>
+      <w:proofErr w:type="spellStart"/>
+      <w:r>
+        <w:t>de</w:t>
+      </w:r>
+      <w:r>
+        <w:t>pt_name</w:t>
+      </w:r>
+      <w:proofErr w:type="spellEnd"/>
+      <w:r>
+        <w:t xml:space="preserve">, </w:t>
+      </w:r>
+      <w:proofErr w:type="gramStart"/>
+      <w:r>
+        <w:rPr>
+          <w:b/>
+          <w:bCs/>
+        </w:rPr>
+        <w:t>MAX(</w:t>
+      </w:r>
+      <w:proofErr w:type="gramEnd"/>
+      <w:r>
+        <w:t>salary</w:t>
+      </w:r>
+      <w:r>
+        <w:rPr>
+          <w:b/>
+          <w:bCs/>
+        </w:rPr>
+        <w:t>)</w:t>
+      </w:r>
+      <w:r>
+        <w:br/>
+      </w:r>
       <w:r>
         <w:rPr>
           <w:b/>
@@ -1249,57 +1528,84 @@
         <w:t>FROM</w:t>
       </w:r>
       <w:r>
-        <w:t xml:space="preserve"> &lt;Name of the table 1&gt; ref1</w:t>
-      </w:r>
-      <w:r>
-        <w:t xml:space="preserve"> </w:t>
-      </w:r>
-      <w:r>
-        <w:rPr>
-          <w:b/>
-          <w:bCs/>
-        </w:rPr>
-        <w:t>INNER JOIN</w:t>
-      </w:r>
-      <w:r>
-        <w:t xml:space="preserve"> &lt;</w:t>
-      </w:r>
-      <w:r>
-        <w:t xml:space="preserve"> </w:t>
-      </w:r>
-      <w:r>
-        <w:t>Name of the table 2&gt; ref2</w:t>
+        <w:t xml:space="preserve"> &lt;Name of Table 1&gt; &lt;reference variable1&gt; </w:t>
+      </w:r>
+      <w:r>
+        <w:rPr>
+          <w:b/>
+          <w:bCs/>
+        </w:rPr>
+        <w:t>RIGHT JOIN</w:t>
+      </w:r>
+      <w:r>
+        <w:t xml:space="preserve"> &lt;Name of Table 2&gt; &lt;reference variable2&gt;</w:t>
+      </w:r>
+      <w:r>
+        <w:br/>
+      </w:r>
+      <w:r>
+        <w:rPr>
+          <w:b/>
+          <w:bCs/>
+        </w:rPr>
+        <w:t>ON</w:t>
+      </w:r>
+      <w:r>
+        <w:t xml:space="preserve"> variable1.FK of the table </w:t>
+      </w:r>
+      <w:r>
+        <w:rPr>
+          <w:b/>
+          <w:bCs/>
+        </w:rPr>
+        <w:t xml:space="preserve">= </w:t>
+      </w:r>
+      <w:r>
+        <w:t xml:space="preserve"> variable2.PK of the table</w:t>
+      </w:r>
+      <w:r>
+        <w:br/>
+      </w:r>
+      <w:r>
+        <w:rPr>
+          <w:b/>
+          <w:bCs/>
+        </w:rPr>
+        <w:t>GROUP BY</w:t>
+      </w:r>
+      <w:r>
+        <w:t xml:space="preserve"> &lt;Col name based on which Col we need to Group&gt;</w:t>
+      </w:r>
+      <w:r>
+        <w:br/>
       </w:r>
     </w:p>
     <w:p>
       <w:pPr>
         <w:pStyle w:val="ListParagraph"/>
-      </w:pPr>
-      <w:r>
-        <w:rPr>
-          <w:b/>
-          <w:bCs/>
-        </w:rPr>
-        <w:t>ON</w:t>
-      </w:r>
-      <w:r>
-        <w:rPr>
-          <w:b/>
-          <w:bCs/>
-        </w:rPr>
-        <w:t xml:space="preserve"> </w:t>
-      </w:r>
-      <w:r>
-        <w:t>ref1</w:t>
-      </w:r>
-      <w:r>
-        <w:t>.dept_id = ref2.dept_id;</w:t>
+        <w:numPr>
+          <w:ilvl w:val="0"/>
+          <w:numId w:val="1"/>
+        </w:numPr>
+      </w:pPr>
+      <w:r>
+        <w:t>Write a SQL JOIN Query to fetch using Inner join?</w:t>
       </w:r>
     </w:p>
     <w:p>
       <w:pPr>
         <w:pStyle w:val="ListParagraph"/>
       </w:pPr>
+      <w:r>
+        <w:rPr>
+          <w:b/>
+          <w:bCs/>
+        </w:rPr>
+        <w:t>SELECT</w:t>
+      </w:r>
+      <w:r>
+        <w:t xml:space="preserve"> *</w:t>
+      </w:r>
     </w:p>
     <w:p>
       <w:pPr>
@@ -1309,8 +1615,73 @@
         <w:rPr>
           <w:b/>
           <w:bCs/>
+        </w:rPr>
+        <w:t>FROM</w:t>
+      </w:r>
+      <w:r>
+        <w:t xml:space="preserve"> &lt;Name of the table 1&gt; ref1</w:t>
+      </w:r>
+      <w:r>
+        <w:t xml:space="preserve"> </w:t>
+      </w:r>
+      <w:r>
+        <w:rPr>
+          <w:b/>
+          <w:bCs/>
+        </w:rPr>
+        <w:t>INNER JOIN</w:t>
+      </w:r>
+      <w:r>
+        <w:t xml:space="preserve"> &lt;</w:t>
+      </w:r>
+      <w:r>
+        <w:t xml:space="preserve"> </w:t>
+      </w:r>
+      <w:r>
+        <w:t>Name of the table 2&gt; ref2</w:t>
+      </w:r>
+    </w:p>
+    <w:p>
+      <w:pPr>
+        <w:pStyle w:val="ListParagraph"/>
+      </w:pPr>
+      <w:r>
+        <w:rPr>
+          <w:b/>
+          <w:bCs/>
+        </w:rPr>
+        <w:t>ON</w:t>
+      </w:r>
+      <w:r>
+        <w:rPr>
+          <w:b/>
+          <w:bCs/>
+        </w:rPr>
+        <w:t xml:space="preserve"> </w:t>
+      </w:r>
+      <w:r>
+        <w:t>ref1</w:t>
+      </w:r>
+      <w:r>
+        <w:t>.dept_id = ref2.dept_id;</w:t>
+      </w:r>
+    </w:p>
+    <w:p>
+      <w:pPr>
+        <w:pStyle w:val="ListParagraph"/>
+      </w:pPr>
+    </w:p>
+    <w:p>
+      <w:pPr>
+        <w:pStyle w:val="ListParagraph"/>
+      </w:pPr>
+      <w:r>
+        <w:rPr>
+          <w:b/>
+          <w:bCs/>
           <w:u w:val="single"/>
         </w:rPr>
+        <w:lastRenderedPageBreak/>
         <w:t>OUTPUT:</w:t>
       </w:r>
       <w:r>
@@ -1414,6 +1785,13 @@
         <w:t>Only Concept Diff but SYNTAX is same as INNER_JOIN</w:t>
       </w:r>
       <w:r>
+        <w:rPr>
+          <w:b/>
+          <w:bCs/>
+        </w:rPr>
+        <w:t xml:space="preserve"> for OUTER JOIN</w:t>
+      </w:r>
+      <w:r>
         <w:t>)</w:t>
       </w:r>
       <w:r>
@@ -2404,7 +2782,6 @@
           <w:bCs/>
           <w:color w:val="2F5496" w:themeColor="accent1" w:themeShade="BF"/>
         </w:rPr>
-        <w:lastRenderedPageBreak/>
         <w:t>SELECT</w:t>
       </w:r>
       <w:r>
@@ -3171,6 +3548,13 @@
         </w:rPr>
         <w:t>)</w:t>
       </w:r>
+      <w:r>
+        <w:rPr>
+          <w:b/>
+          <w:bCs/>
+        </w:rPr>
+        <w:br/>
+      </w:r>
     </w:p>
     <w:p>
       <w:pPr>
@@ -3181,6 +3565,7 @@
         </w:numPr>
       </w:pPr>
       <w:r>
+        <w:lastRenderedPageBreak/>
         <w:t xml:space="preserve">WAQTD all the </w:t>
       </w:r>
       <w:proofErr w:type="gramStart"/>
@@ -3338,7 +3723,7 @@
     </w:p>
     <w:sectPr>
       <w:pgSz w:w="12240" w:h="15840"/>
-      <w:pgMar w:top="720" w:right="540" w:bottom="720" w:left="450" w:header="720" w:footer="720" w:gutter="0"/>
+      <w:pgMar w:top="720" w:right="540" w:bottom="360" w:left="450" w:header="720" w:footer="720" w:gutter="0"/>
       <w:cols w:space="720"/>
       <w:docGrid w:linePitch="360"/>
     </w:sectPr>
@@ -3453,7 +3838,7 @@
         <w:rFonts w:hint="default"/>
       </w:rPr>
     </w:lvl>
-    <w:lvl w:ilvl="1" w:tplc="04090019" w:tentative="1">
+    <w:lvl w:ilvl="1" w:tplc="04090019">
       <w:start w:val="1"/>
       <w:numFmt w:val="lowerLetter"/>
       <w:lvlText w:val="%2."/>

--- a/SQL_INTERVIEW_QUESTIONS_WITH_ANSWER_EXPLAINED.docx
+++ b/SQL_INTERVIEW_QUESTIONS_WITH_ANSWER_EXPLAINED.docx
@@ -1063,7 +1063,19 @@
       <w:proofErr w:type="gramEnd"/>
       <w:r>
         <w:br/>
-        <w:t>Normalization is a process of organizing data in Relational database, to avoid the DATA REDUNDENCY and Insertion Anomaly, Update Anomaly, Delete Anomaly in SQL</w:t>
+        <w:t>Normalization is a process of organizing data in Relational database, to avoid the DATA REDUNDENCY</w:t>
+      </w:r>
+      <w:r>
+        <w:t xml:space="preserve"> (Duplicate)</w:t>
+      </w:r>
+      <w:r>
+        <w:t xml:space="preserve"> and Insertion Anomaly</w:t>
+      </w:r>
+      <w:r>
+        <w:t xml:space="preserve"> (inconsistency)</w:t>
+      </w:r>
+      <w:r>
+        <w:t>, Update Anomaly, Delete Anomaly in SQL</w:t>
       </w:r>
       <w:r>
         <w:br/>
@@ -1135,16 +1147,7 @@
         <w:t>nd</w:t>
       </w:r>
       <w:r>
-        <w:t xml:space="preserve"> Normal Form </w:t>
-      </w:r>
-      <w:r>
-        <w:t>(</w:t>
-      </w:r>
-      <w:r>
-        <w:t>2</w:t>
-      </w:r>
-      <w:r>
-        <w:t xml:space="preserve"> NF)</w:t>
+        <w:t xml:space="preserve"> Normal Form (2 NF)</w:t>
       </w:r>
       <w:r>
         <w:t xml:space="preserve"> </w:t>
@@ -1185,16 +1188,7 @@
         <w:t>rd</w:t>
       </w:r>
       <w:r>
-        <w:t xml:space="preserve"> Normal Form </w:t>
-      </w:r>
-      <w:r>
-        <w:t>(</w:t>
-      </w:r>
-      <w:r>
-        <w:t>3</w:t>
-      </w:r>
-      <w:r>
-        <w:t xml:space="preserve"> NF)</w:t>
+        <w:t xml:space="preserve"> Normal Form (3 NF)</w:t>
       </w:r>
       <w:r>
         <w:t xml:space="preserve"> </w:t>
@@ -1216,19 +1210,7 @@
       </w:r>
       <w:proofErr w:type="gramEnd"/>
       <w:r>
-        <w:t xml:space="preserve"> A dependence on B &amp; B </w:t>
-      </w:r>
-      <w:r>
-        <w:t xml:space="preserve">dependence on </w:t>
-      </w:r>
-      <w:r>
-        <w:t xml:space="preserve">C &amp; C </w:t>
-      </w:r>
-      <w:r>
-        <w:t xml:space="preserve">dependence on </w:t>
-      </w:r>
-      <w:r>
-        <w:t>A ] in this case C is indirectly dependent on A.</w:t>
+        <w:t xml:space="preserve"> A dependence on B &amp; B dependence on C &amp; C dependence on A ] in this case C is indirectly dependent on A.</w:t>
       </w:r>
       <w:r>
         <w:br/>
@@ -1343,6 +1325,9 @@
       <w:r>
         <w:t>BI, IISC, Etc..!</w:t>
       </w:r>
+      <w:r>
+        <w:br/>
+      </w:r>
     </w:p>
     <w:p>
       <w:pPr>
@@ -1353,85 +1338,39 @@
         </w:numPr>
       </w:pPr>
       <w:r>
-        <w:t xml:space="preserve">Write a SQL Query to do </w:t>
-      </w:r>
-      <w:r>
-        <w:rPr>
-          <w:b/>
-          <w:bCs/>
-        </w:rPr>
-        <w:t>Normal or Cartesian JOIN</w:t>
-      </w:r>
-      <w:r>
-        <w:rPr>
-          <w:b/>
-          <w:bCs/>
-        </w:rPr>
+        <w:t xml:space="preserve">What are </w:t>
+      </w:r>
+      <w:proofErr w:type="spellStart"/>
+      <w:r>
+        <w:rPr>
+          <w:b/>
+          <w:bCs/>
+        </w:rPr>
+        <w:t>StoreProcedure</w:t>
+      </w:r>
+      <w:proofErr w:type="spellEnd"/>
+      <w:r>
+        <w:t xml:space="preserve"> in Data</w:t>
+      </w:r>
+      <w:r>
+        <w:t>b</w:t>
+      </w:r>
+      <w:r>
+        <w:t>ase?</w:t>
+      </w:r>
+      <w:r>
         <w:br/>
       </w:r>
       <w:proofErr w:type="gramStart"/>
       <w:r>
+        <w:rPr>
+          <w:b/>
+          <w:bCs/>
+          <w:u w:val="single"/>
+        </w:rPr>
         <w:t>Ans:-</w:t>
       </w:r>
       <w:proofErr w:type="gramEnd"/>
-      <w:r>
-        <w:br/>
-        <w:t>In Normal Join or Cartesian Join it will join the two tables and the result table will have both matched and unmatched records (therefore the output will not be efficient, so we generally don’t use this)</w:t>
-      </w:r>
-      <w:r>
-        <w:br/>
-      </w:r>
-      <w:r>
-        <w:rPr>
-          <w:b/>
-          <w:bCs/>
-        </w:rPr>
-        <w:t>SELECT</w:t>
-      </w:r>
-      <w:r>
-        <w:t xml:space="preserve"> * </w:t>
-      </w:r>
-      <w:r>
-        <w:br/>
-      </w:r>
-      <w:r>
-        <w:rPr>
-          <w:b/>
-          <w:bCs/>
-        </w:rPr>
-        <w:t>FROM</w:t>
-      </w:r>
-      <w:r>
-        <w:t xml:space="preserve"> </w:t>
-      </w:r>
-      <w:r>
-        <w:t>&lt;name of Table 1&gt;</w:t>
-      </w:r>
-      <w:r>
-        <w:br/>
-      </w:r>
-      <w:r>
-        <w:rPr>
-          <w:b/>
-          <w:bCs/>
-        </w:rPr>
-        <w:t>JOIN</w:t>
-      </w:r>
-      <w:r>
-        <w:t xml:space="preserve"> &lt;</w:t>
-      </w:r>
-      <w:r>
-        <w:t xml:space="preserve"> </w:t>
-      </w:r>
-      <w:r>
-        <w:t>name of Table 2&gt;</w:t>
-      </w:r>
-      <w:r>
-        <w:t>;</w:t>
-      </w:r>
-      <w:r>
-        <w:br/>
-      </w:r>
     </w:p>
     <w:p>
       <w:pPr>
@@ -1442,143 +1381,37 @@
         </w:numPr>
       </w:pPr>
       <w:r>
-        <w:t xml:space="preserve">Write a SQL Join Query fetch </w:t>
-      </w:r>
-      <w:r>
-        <w:rPr>
-          <w:b/>
-          <w:bCs/>
-        </w:rPr>
-        <w:t>MAX salary</w:t>
-      </w:r>
-      <w:r>
-        <w:t xml:space="preserve"> with</w:t>
-      </w:r>
-      <w:r>
-        <w:rPr>
-          <w:b/>
-          <w:bCs/>
-        </w:rPr>
-        <w:t xml:space="preserve"> </w:t>
-      </w:r>
-      <w:proofErr w:type="spellStart"/>
-      <w:r>
-        <w:rPr>
-          <w:b/>
-          <w:bCs/>
-        </w:rPr>
-        <w:t>dept_name</w:t>
-      </w:r>
-      <w:proofErr w:type="spellEnd"/>
-      <w:r>
-        <w:rPr>
-          <w:b/>
-          <w:bCs/>
-        </w:rPr>
-        <w:br/>
-      </w:r>
-      <w:r>
-        <w:rPr>
-          <w:b/>
-          <w:bCs/>
-        </w:rPr>
-        <w:t>SELECT</w:t>
-      </w:r>
-      <w:r>
-        <w:t xml:space="preserve"> </w:t>
-      </w:r>
-      <w:proofErr w:type="spellStart"/>
-      <w:r>
-        <w:t>de</w:t>
-      </w:r>
-      <w:r>
-        <w:t>pt_name</w:t>
-      </w:r>
-      <w:proofErr w:type="spellEnd"/>
-      <w:r>
-        <w:t xml:space="preserve">, </w:t>
+        <w:t xml:space="preserve">What are </w:t>
+      </w:r>
+      <w:r>
+        <w:rPr>
+          <w:b/>
+          <w:bCs/>
+        </w:rPr>
+        <w:t>Views</w:t>
+      </w:r>
+      <w:r>
+        <w:t xml:space="preserve"> in Data</w:t>
+      </w:r>
+      <w:r>
+        <w:t>b</w:t>
+      </w:r>
+      <w:r>
+        <w:t>ase?</w:t>
+      </w:r>
+      <w:r>
+        <w:br/>
       </w:r>
       <w:proofErr w:type="gramStart"/>
       <w:r>
         <w:rPr>
           <w:b/>
           <w:bCs/>
-        </w:rPr>
-        <w:t>MAX(</w:t>
+          <w:u w:val="single"/>
+        </w:rPr>
+        <w:t>Ans:-</w:t>
       </w:r>
       <w:proofErr w:type="gramEnd"/>
-      <w:r>
-        <w:t>salary</w:t>
-      </w:r>
-      <w:r>
-        <w:rPr>
-          <w:b/>
-          <w:bCs/>
-        </w:rPr>
-        <w:t>)</w:t>
-      </w:r>
-      <w:r>
-        <w:br/>
-      </w:r>
-      <w:r>
-        <w:rPr>
-          <w:b/>
-          <w:bCs/>
-        </w:rPr>
-        <w:t>FROM</w:t>
-      </w:r>
-      <w:r>
-        <w:t xml:space="preserve"> &lt;Name of Table 1&gt; &lt;reference variable1&gt; </w:t>
-      </w:r>
-      <w:r>
-        <w:rPr>
-          <w:b/>
-          <w:bCs/>
-        </w:rPr>
-        <w:t>RIGHT JOIN</w:t>
-      </w:r>
-      <w:r>
-        <w:t xml:space="preserve"> &lt;Name of Table 2&gt; &lt;reference variable2&gt;</w:t>
-      </w:r>
-      <w:r>
-        <w:br/>
-      </w:r>
-      <w:r>
-        <w:rPr>
-          <w:b/>
-          <w:bCs/>
-        </w:rPr>
-        <w:t>ON</w:t>
-      </w:r>
-      <w:r>
-        <w:t xml:space="preserve"> variable1.FK of the table </w:t>
-      </w:r>
-      <w:r>
-        <w:rPr>
-          <w:b/>
-          <w:bCs/>
-        </w:rPr>
-        <w:t xml:space="preserve">= </w:t>
-      </w:r>
-      <w:r>
-        <w:t xml:space="preserve"> variable2.PK of the table</w:t>
-      </w:r>
-      <w:r>
-        <w:br/>
-      </w:r>
-      <w:r>
-        <w:rPr>
-          <w:b/>
-          <w:bCs/>
-        </w:rPr>
-        <w:t>GROUP BY</w:t>
-      </w:r>
-      <w:r>
-        <w:t xml:space="preserve"> &lt;Col name based on which Col we need to Group&gt;</w:t>
-      </w:r>
-      <w:r>
-        <w:br/>
-      </w:r>
     </w:p>
     <w:p>
       <w:pPr>
@@ -1589,28 +1422,134 @@
         </w:numPr>
       </w:pPr>
       <w:r>
-        <w:t>Write a SQL JOIN Query to fetch using Inner join?</w:t>
-      </w:r>
+        <w:t xml:space="preserve">What are </w:t>
+      </w:r>
+      <w:r>
+        <w:rPr>
+          <w:b/>
+          <w:bCs/>
+        </w:rPr>
+        <w:t>Triggers</w:t>
+      </w:r>
+      <w:r>
+        <w:t xml:space="preserve"> in Data</w:t>
+      </w:r>
+      <w:r>
+        <w:t>b</w:t>
+      </w:r>
+      <w:r>
+        <w:t>ase?</w:t>
+      </w:r>
+      <w:r>
+        <w:br/>
+      </w:r>
+      <w:proofErr w:type="gramStart"/>
+      <w:r>
+        <w:rPr>
+          <w:b/>
+          <w:bCs/>
+          <w:u w:val="single"/>
+        </w:rPr>
+        <w:t>Ans:-</w:t>
+      </w:r>
+      <w:proofErr w:type="gramEnd"/>
     </w:p>
     <w:p>
       <w:pPr>
         <w:pStyle w:val="ListParagraph"/>
-      </w:pPr>
-      <w:r>
-        <w:rPr>
-          <w:b/>
-          <w:bCs/>
-        </w:rPr>
-        <w:t>SELECT</w:t>
-      </w:r>
-      <w:r>
-        <w:t xml:space="preserve"> *</w:t>
-      </w:r>
+        <w:numPr>
+          <w:ilvl w:val="0"/>
+          <w:numId w:val="1"/>
+        </w:numPr>
+      </w:pPr>
+      <w:r>
+        <w:t xml:space="preserve">What are </w:t>
+      </w:r>
+      <w:r>
+        <w:rPr>
+          <w:b/>
+          <w:bCs/>
+        </w:rPr>
+        <w:t>Functions</w:t>
+      </w:r>
+      <w:r>
+        <w:t xml:space="preserve"> in Data</w:t>
+      </w:r>
+      <w:r>
+        <w:t>b</w:t>
+      </w:r>
+      <w:r>
+        <w:t>ase?</w:t>
+      </w:r>
+      <w:r>
+        <w:br/>
+      </w:r>
+      <w:proofErr w:type="gramStart"/>
+      <w:r>
+        <w:rPr>
+          <w:b/>
+          <w:bCs/>
+          <w:u w:val="single"/>
+        </w:rPr>
+        <w:t>Ans:-</w:t>
+      </w:r>
+      <w:proofErr w:type="gramEnd"/>
     </w:p>
     <w:p>
       <w:pPr>
         <w:pStyle w:val="ListParagraph"/>
-      </w:pPr>
+        <w:numPr>
+          <w:ilvl w:val="0"/>
+          <w:numId w:val="1"/>
+        </w:numPr>
+      </w:pPr>
+      <w:r>
+        <w:t xml:space="preserve">Write a SQL Query to do </w:t>
+      </w:r>
+      <w:r>
+        <w:rPr>
+          <w:b/>
+          <w:bCs/>
+        </w:rPr>
+        <w:t>Normal or Cartesian JOIN</w:t>
+      </w:r>
+      <w:r>
+        <w:rPr>
+          <w:b/>
+          <w:bCs/>
+        </w:rPr>
+        <w:br/>
+      </w:r>
+      <w:proofErr w:type="gramStart"/>
+      <w:r>
+        <w:rPr>
+          <w:b/>
+          <w:bCs/>
+          <w:u w:val="single"/>
+        </w:rPr>
+        <w:t>Ans:-</w:t>
+      </w:r>
+      <w:proofErr w:type="gramEnd"/>
+      <w:r>
+        <w:br/>
+        <w:t>In Normal Join or Cartesian Join it will join the two tables and the result table will have both matched and unmatched records (therefore the output will not be efficient, so we generally don’t use this)</w:t>
+      </w:r>
+      <w:r>
+        <w:br/>
+      </w:r>
+      <w:r>
+        <w:rPr>
+          <w:b/>
+          <w:bCs/>
+        </w:rPr>
+        <w:t>SELECT</w:t>
+      </w:r>
+      <w:r>
+        <w:t xml:space="preserve"> * </w:t>
+      </w:r>
+      <w:r>
+        <w:br/>
+      </w:r>
       <w:r>
         <w:rPr>
           <w:b/>
@@ -1619,17 +1558,20 @@
         <w:t>FROM</w:t>
       </w:r>
       <w:r>
-        <w:t xml:space="preserve"> &lt;Name of the table 1&gt; ref1</w:t>
-      </w:r>
-      <w:r>
-        <w:t xml:space="preserve"> </w:t>
-      </w:r>
-      <w:r>
-        <w:rPr>
-          <w:b/>
-          <w:bCs/>
-        </w:rPr>
-        <w:t>INNER JOIN</w:t>
+        <w:t xml:space="preserve"> </w:t>
+      </w:r>
+      <w:r>
+        <w:t>&lt;name of Table 1&gt;</w:t>
+      </w:r>
+      <w:r>
+        <w:br/>
+      </w:r>
+      <w:r>
+        <w:rPr>
+          <w:b/>
+          <w:bCs/>
+        </w:rPr>
+        <w:t>JOIN</w:t>
       </w:r>
       <w:r>
         <w:t xml:space="preserve"> &lt;</w:t>
@@ -1638,13 +1580,125 @@
         <w:t xml:space="preserve"> </w:t>
       </w:r>
       <w:r>
-        <w:t>Name of the table 2&gt; ref2</w:t>
+        <w:t>name of Table 2&gt;</w:t>
+      </w:r>
+      <w:r>
+        <w:t>;</w:t>
+      </w:r>
+      <w:r>
+        <w:br/>
       </w:r>
     </w:p>
     <w:p>
       <w:pPr>
         <w:pStyle w:val="ListParagraph"/>
-      </w:pPr>
+        <w:numPr>
+          <w:ilvl w:val="0"/>
+          <w:numId w:val="1"/>
+        </w:numPr>
+      </w:pPr>
+      <w:r>
+        <w:t xml:space="preserve">Write a SQL Join Query fetch </w:t>
+      </w:r>
+      <w:r>
+        <w:rPr>
+          <w:b/>
+          <w:bCs/>
+        </w:rPr>
+        <w:t>MAX salary</w:t>
+      </w:r>
+      <w:r>
+        <w:t xml:space="preserve"> with</w:t>
+      </w:r>
+      <w:r>
+        <w:rPr>
+          <w:b/>
+          <w:bCs/>
+        </w:rPr>
+        <w:t xml:space="preserve"> </w:t>
+      </w:r>
+      <w:proofErr w:type="spellStart"/>
+      <w:r>
+        <w:rPr>
+          <w:b/>
+          <w:bCs/>
+        </w:rPr>
+        <w:t>dept_name</w:t>
+      </w:r>
+      <w:proofErr w:type="spellEnd"/>
+      <w:r>
+        <w:rPr>
+          <w:b/>
+          <w:bCs/>
+        </w:rPr>
+        <w:br/>
+      </w:r>
+      <w:r>
+        <w:rPr>
+          <w:b/>
+          <w:bCs/>
+        </w:rPr>
+        <w:t>SELECT</w:t>
+      </w:r>
+      <w:r>
+        <w:t xml:space="preserve"> </w:t>
+      </w:r>
+      <w:proofErr w:type="spellStart"/>
+      <w:r>
+        <w:t>de</w:t>
+      </w:r>
+      <w:r>
+        <w:t>pt_name</w:t>
+      </w:r>
+      <w:proofErr w:type="spellEnd"/>
+      <w:r>
+        <w:t xml:space="preserve">, </w:t>
+      </w:r>
+      <w:proofErr w:type="gramStart"/>
+      <w:r>
+        <w:rPr>
+          <w:b/>
+          <w:bCs/>
+        </w:rPr>
+        <w:t>MAX(</w:t>
+      </w:r>
+      <w:proofErr w:type="gramEnd"/>
+      <w:r>
+        <w:t>salary</w:t>
+      </w:r>
+      <w:r>
+        <w:rPr>
+          <w:b/>
+          <w:bCs/>
+        </w:rPr>
+        <w:t>)</w:t>
+      </w:r>
+      <w:r>
+        <w:br/>
+      </w:r>
+      <w:r>
+        <w:rPr>
+          <w:b/>
+          <w:bCs/>
+        </w:rPr>
+        <w:t>FROM</w:t>
+      </w:r>
+      <w:r>
+        <w:t xml:space="preserve"> &lt;Name of Table 1&gt; &lt;reference variable1&gt; </w:t>
+      </w:r>
+      <w:r>
+        <w:rPr>
+          <w:b/>
+          <w:bCs/>
+        </w:rPr>
+        <w:t>RIGHT JOIN</w:t>
+      </w:r>
+      <w:r>
+        <w:t xml:space="preserve"> &lt;Name of Table 2&gt; &lt;reference variable2&gt;</w:t>
+      </w:r>
+      <w:r>
+        <w:br/>
+      </w:r>
       <w:r>
         <w:rPr>
           <w:b/>
@@ -1653,23 +1707,46 @@
         <w:t>ON</w:t>
       </w:r>
       <w:r>
-        <w:rPr>
-          <w:b/>
-          <w:bCs/>
-        </w:rPr>
-        <w:t xml:space="preserve"> </w:t>
-      </w:r>
-      <w:r>
-        <w:t>ref1</w:t>
-      </w:r>
-      <w:r>
-        <w:t>.dept_id = ref2.dept_id;</w:t>
+        <w:t xml:space="preserve"> variable1.FK of the table </w:t>
+      </w:r>
+      <w:r>
+        <w:rPr>
+          <w:b/>
+          <w:bCs/>
+        </w:rPr>
+        <w:t xml:space="preserve">= </w:t>
+      </w:r>
+      <w:r>
+        <w:t xml:space="preserve"> variable2.PK of the table</w:t>
+      </w:r>
+      <w:r>
+        <w:br/>
+      </w:r>
+      <w:r>
+        <w:rPr>
+          <w:b/>
+          <w:bCs/>
+        </w:rPr>
+        <w:t>GROUP BY</w:t>
+      </w:r>
+      <w:r>
+        <w:t xml:space="preserve"> &lt;Col name based on which Col we need to Group&gt;</w:t>
+      </w:r>
+      <w:r>
+        <w:br/>
       </w:r>
     </w:p>
     <w:p>
       <w:pPr>
         <w:pStyle w:val="ListParagraph"/>
-      </w:pPr>
+        <w:numPr>
+          <w:ilvl w:val="0"/>
+          <w:numId w:val="1"/>
+        </w:numPr>
+      </w:pPr>
+      <w:r>
+        <w:t>Write a SQL JOIN Query to fetch using Inner join?</w:t>
+      </w:r>
     </w:p>
     <w:p>
       <w:pPr>
@@ -1679,9 +1756,88 @@
         <w:rPr>
           <w:b/>
           <w:bCs/>
+        </w:rPr>
+        <w:t>SELECT</w:t>
+      </w:r>
+      <w:r>
+        <w:t xml:space="preserve"> *</w:t>
+      </w:r>
+    </w:p>
+    <w:p>
+      <w:pPr>
+        <w:pStyle w:val="ListParagraph"/>
+      </w:pPr>
+      <w:r>
+        <w:rPr>
+          <w:b/>
+          <w:bCs/>
+        </w:rPr>
+        <w:t>FROM</w:t>
+      </w:r>
+      <w:r>
+        <w:t xml:space="preserve"> &lt;Name of the table 1&gt; ref1</w:t>
+      </w:r>
+      <w:r>
+        <w:t xml:space="preserve"> </w:t>
+      </w:r>
+      <w:r>
+        <w:rPr>
+          <w:b/>
+          <w:bCs/>
+        </w:rPr>
+        <w:t>INNER JOIN</w:t>
+      </w:r>
+      <w:r>
+        <w:t xml:space="preserve"> &lt;</w:t>
+      </w:r>
+      <w:r>
+        <w:t xml:space="preserve"> </w:t>
+      </w:r>
+      <w:r>
+        <w:t>Name of the table 2&gt; ref2</w:t>
+      </w:r>
+    </w:p>
+    <w:p>
+      <w:pPr>
+        <w:pStyle w:val="ListParagraph"/>
+      </w:pPr>
+      <w:r>
+        <w:rPr>
+          <w:b/>
+          <w:bCs/>
+        </w:rPr>
+        <w:lastRenderedPageBreak/>
+        <w:t>ON</w:t>
+      </w:r>
+      <w:r>
+        <w:rPr>
+          <w:b/>
+          <w:bCs/>
+        </w:rPr>
+        <w:t xml:space="preserve"> </w:t>
+      </w:r>
+      <w:r>
+        <w:t>ref1</w:t>
+      </w:r>
+      <w:r>
+        <w:t>.dept_id = ref2.dept_id;</w:t>
+      </w:r>
+    </w:p>
+    <w:p>
+      <w:pPr>
+        <w:pStyle w:val="ListParagraph"/>
+      </w:pPr>
+    </w:p>
+    <w:p>
+      <w:pPr>
+        <w:pStyle w:val="ListParagraph"/>
+      </w:pPr>
+      <w:r>
+        <w:rPr>
+          <w:b/>
+          <w:bCs/>
           <w:u w:val="single"/>
         </w:rPr>
-        <w:lastRenderedPageBreak/>
         <w:t>OUTPUT:</w:t>
       </w:r>
       <w:r>
@@ -3475,6 +3631,7 @@
           <w:b/>
           <w:bCs/>
         </w:rPr>
+        <w:lastRenderedPageBreak/>
         <w:t>SELECT</w:t>
       </w:r>
       <w:r>
@@ -3565,7 +3722,6 @@
         </w:numPr>
       </w:pPr>
       <w:r>
-        <w:lastRenderedPageBreak/>
         <w:t xml:space="preserve">WAQTD all the </w:t>
       </w:r>
       <w:proofErr w:type="gramStart"/>
@@ -3684,11 +3840,6 @@
           <w:numId w:val="1"/>
         </w:numPr>
       </w:pPr>
-      <w:proofErr w:type="spellStart"/>
-      <w:r>
-        <w:t>Sdfsdfsd</w:t>
-      </w:r>
-      <w:proofErr w:type="spellEnd"/>
     </w:p>
     <w:p>
       <w:pPr>
@@ -3698,11 +3849,6 @@
           <w:numId w:val="1"/>
         </w:numPr>
       </w:pPr>
-      <w:proofErr w:type="spellStart"/>
-      <w:r>
-        <w:t>Sdfsdf</w:t>
-      </w:r>
-      <w:proofErr w:type="spellEnd"/>
     </w:p>
     <w:p>
       <w:pPr>
@@ -3712,11 +3858,6 @@
           <w:numId w:val="1"/>
         </w:numPr>
       </w:pPr>
-      <w:proofErr w:type="spellStart"/>
-      <w:r>
-        <w:t>sd</w:t>
-      </w:r>
-      <w:proofErr w:type="spellEnd"/>
       <w:r>
         <w:br/>
       </w:r>
